--- a/essays/counsellor/Karan Chaudhary - Fall 2027 Application Essays.docx
+++ b/essays/counsellor/Karan Chaudhary - Fall 2027 Application Essays.docx
@@ -23,7 +23,7 @@
         <w:pStyle w:val="Dateline"/>
       </w:pPr>
       <w:r>
-        <w:t>Draft for review, 8 October 2026</w:t>
+        <w:t>Draft for review, 9 October 2026</w:t>
       </w:r>
     </w:p>
     <w:p>
@@ -370,28 +370,28 @@
       <w:pPr/>
       <w:r>
         <w:rPr/>
-        <w:t>I came to film from a commerce classroom. At Suncity School in Gurugram I studied economics, business studies and accountancy, and I learned studio photography under Nitin Rai at the Raghu Rai Center for Photography. With friends I made The Classroom, a five-part web series we produced ourselves and released on YouTube. I co-directed, shot and edited it, and because nobody else was going to, I also took on [which producing tasks]. I did not have a word for that part of the work yet.</w:t>
-      </w:r>
-    </w:p>
-    <w:p>
-      <w:pPr/>
-      <w:r>
-        <w:rPr/>
-        <w:t>At Whistling Woods International in Mumbai I completed a B.Sc. in Filmmaking, Cinematography and Direction, and worked as an assistant cinematographer on five short films and as lead or assistant cinematographer on independent films. Over the same years my work moved from camera to production. I interned in production on Khauf at Matchbox Studios under Pankaj Kumar, working on pre-production and shoot routines. On a Finolex commercial for Early Man Productions I was on the direction team and prepared the production sheets, cast references and PPM deck. For Growth Jockey I managed the Sleepyhead Mattresses campaign from planning through the shoot day. Since October 2025 I have worked in production, including on set, on a project under Boney Kapoor [title and role].</w:t>
-      </w:r>
-    </w:p>
-    <w:p>
-      <w:pPr/>
-      <w:r>
-        <w:rPr/>
-        <w:t>I can now plan a shoot and run one. What I have not done is take a project from an idea to a fully financed production. My particular interest is development: working with a writer while the story, the budget and the audience are still open questions, on projects that can travel between India and the United States.</w:t>
-      </w:r>
-    </w:p>
-    <w:p>
-      <w:pPr/>
-      <w:r>
-        <w:rPr/>
-        <w:t>In the Producers Program, development is taught alongside physical production, the side of the work I already know. The thesis is a full plan to package, finance, budget, market and distribute one project, and writing that plan is the skill I most want to leave UCLA with.</w:t>
+        <w:t>I came to film from a commerce classroom. At Suncity School in Gurugram I studied economics, business studies and accountancy, and I learned studio photography under Nitin Rai at the Raghu Rai Center for Photography. With friends I made The Classroom, a five-part web series we produced ourselves and released on YouTube. I co-directed, shot and edited it, and because nobody else was going to, I also organised it: I found places to shoot, scheduled shoots around exams and kept classmates involved. I did not have a word for that part of the work yet.</w:t>
+      </w:r>
+    </w:p>
+    <w:p>
+      <w:pPr/>
+      <w:r>
+        <w:rPr/>
+        <w:t>At Whistling Woods International in Mumbai I completed a B.Sc. in Filmmaking, Cinematography and Direction, and worked as an assistant cinematographer on five short films and as lead or assistant cinematographer on independent films. Over the same years I was a camera assistant on Khauf at Matchbox Studios under Pankaj Kumar. On a Finolex commercial for Early Man Productions I was on the direction team and prepared the production sheets, cast references and PPM deck. For Growth Jockey I planned a shoot for Sleepyhead Mattresses: the equipment, the script, and the offer and audience the film was aimed at. Since October 2025 I have worked as a camera assistant on a project under producer Boney Kapoor [title].</w:t>
+      </w:r>
+    </w:p>
+    <w:p>
+      <w:pPr/>
+      <w:r>
+        <w:rPr/>
+        <w:t>What I have not yet done is work in a production office or take a project from an idea to a fully financed production. My particular interest is development: working with a writer while the story, the budget and the audience are still open questions, on projects that can travel between India and the United States.</w:t>
+      </w:r>
+    </w:p>
+    <w:p>
+      <w:pPr/>
+      <w:r>
+        <w:rPr/>
+        <w:t>In the Producers Program, development is taught alongside physical production, which I have so far seen from the camera department and a direction team. The thesis is a full plan to package, finance, budget, market and distribute one project, and writing that plan is the skill I most want to leave UCLA with.</w:t>
       </w:r>
     </w:p>
     <w:p>
@@ -407,7 +407,7 @@
       </w:pPr>
       <w:r>
         <w:rPr/>
-        <w:t>431 words  ·  limit: 500 words total, about 1 page single-spaced</w:t>
+        <w:t>444 words  ·  limit: 500 words total, about 1 page single-spaced</w:t>
       </w:r>
     </w:p>
     <w:p>
@@ -439,7 +439,7 @@
       <w:pPr/>
       <w:r>
         <w:rPr/>
-        <w:t>With no one to tell me how a set worked, I learned on the job, taking every role I could get: press photographer for Suncity MUN, cinematographer and editor on our school web series, assistant cinematographer on short films, production intern, member of a direction team. On each one I was new and had to show I could handle more. It made me notice who gets let in on a set, and who does not.</w:t>
+        <w:t>With no one to tell me how a set worked, I learned on the job, taking every role I could get: press photographer for Suncity MUN, cinematographer and editor on our school web series, assistant cinematographer on short films, camera assistant on Khauf, member of a direction team. On each one I was new and had to show I could handle more. It made me notice who gets let in on a set, and who does not.</w:t>
       </w:r>
     </w:p>
     <w:p>
@@ -460,7 +460,7 @@
       <w:pPr/>
       <w:r>
         <w:rPr/>
-        <w:t>I plan to build a studio in India where talented people without connections are trained, paid fairly and trusted with responsibility, because I know how much one early chance can matter. At UCLA I would bring the view of someone who worked his way into the industry through camera, direction and production, and the habits Mitti to Matka gave me: treating shared money as a trust, and saying plainly what a project can and cannot do for the people it touches. I see the same values in UCLA's Principles of Community, and I want to practise them as a producer.</w:t>
+        <w:t>I plan to build a studio in India where talented people without connections are trained, paid fairly and trusted with responsibility, because I know how much one early chance can matter. At UCLA I would bring the view of someone who worked his way into the industry through the camera department and a direction team, and the habits Mitti to Matka gave me: treating shared money as a trust, and saying plainly what a project can and cannot do for the people it touches. I see the same values in UCLA's Principles of Community, and I want to practise them as a producer.</w:t>
       </w:r>
     </w:p>
     <w:p>
@@ -469,7 +469,7 @@
       </w:pPr>
       <w:r>
         <w:rPr/>
-        <w:t>378 words  ·  limit: 500 words total, about 1 page single-spaced</w:t>
+        <w:t>383 words  ·  limit: 500 words total, about 1 page single-spaced</w:t>
       </w:r>
     </w:p>
     <w:p>
@@ -494,7 +494,7 @@
       <w:pPr/>
       <w:r>
         <w:rPr/>
-        <w:t>I want the Producers Program because it starts with development, for features and for television. By the spring of the first year I would be pitching a slate of projects to an industry panel. My production work, from Khauf to my current project under Boney Kapoor, has been in pre-production and on set. It has not shown me how a project is developed, financed and sold. The slate pitch, and later the thesis plan, would make me do that work myself.</w:t>
+        <w:t>I want the Producers Program because it starts with development, for features and for television. By the spring of the first year I would be pitching a slate of projects to an industry panel. As a camera assistant on Khauf and on my current project under Boney Kapoor, I have seen projects once they reach the set, not how they are developed, financed and sold. The slate pitch, and later the thesis plan, would make me do that work myself.</w:t>
       </w:r>
     </w:p>
     <w:p>
@@ -517,7 +517,7 @@
       </w:pPr>
       <w:r>
         <w:rPr/>
-        <w:t>188 words  ·  limit: half a page maximum</w:t>
+        <w:t>187 words  ·  limit: half a page maximum</w:t>
       </w:r>
     </w:p>
     <w:p>
@@ -556,7 +556,7 @@
       <w:pPr/>
       <w:r>
         <w:rPr/>
-        <w:t>I started out as an assistant and an intern, so I look up to people who explain how the work is done and trust newcomers with responsibility. On Khauf, under Pankaj Kumar, I learned most by being let into the team's routines. I plan to run my own crews the same way.</w:t>
+        <w:t>I started out as an assistant cinematographer on short films and a camera assistant on Khauf under Pankaj Kumar, so I look up to people who explain how the work is done and trust newcomers with responsibility. I plan to run my own crews the same way.</w:t>
       </w:r>
     </w:p>
     <w:p>
@@ -565,7 +565,7 @@
       </w:pPr>
       <w:r>
         <w:rPr/>
-        <w:t>148 words  ·  limit: half a page maximum</w:t>
+        <w:t>143 words  ·  limit: half a page maximum</w:t>
       </w:r>
     </w:p>
     <w:p>
@@ -590,21 +590,21 @@
       <w:pPr/>
       <w:r>
         <w:rPr/>
-        <w:t>In April 2024 I managed the Sleepyhead Mattresses campaign for Growth Jockey in Gurugram, from planning through on-site coordination. It was the first time I was responsible for a whole shoot rather than one department of it. [What went wrong before the shoot.]</w:t>
-      </w:r>
-    </w:p>
-    <w:p>
-      <w:pPr/>
-      <w:r>
-        <w:rPr/>
-        <w:t>The client, the agency, the crew and the cast each needed a different answer from me, and [which deadline or budget] could not move. [First I got the people who could make decisions into one conversation, wrote down what had changed, and agreed who owned each item.] [The decision we made.] [Then I sent one updated plan to every department and stayed on set to check each change. My part was to make sure each decision was made, written down and shared.]</w:t>
-      </w:r>
-    </w:p>
-    <w:p>
-      <w:pPr/>
-      <w:r>
-        <w:rPr/>
-        <w:t>[What we delivered, and when.]</w:t>
+        <w:t>Between 2020 and 2022 a group of friends and I made The Classroom, a five-part web series released on YouTube. As well as co-directing, shooting and editing, I organised it, and the shoots had to be scheduled around our exams. [What went wrong before a shoot.]</w:t>
+      </w:r>
+    </w:p>
+    <w:p>
+      <w:pPr/>
+      <w:r>
+        <w:rPr/>
+        <w:t>[What could not move.] [What I did first.] [The decision we made.]</w:t>
+      </w:r>
+    </w:p>
+    <w:p>
+      <w:pPr/>
+      <w:r>
+        <w:rPr/>
+        <w:t>[What we finished, and when.]</w:t>
       </w:r>
     </w:p>
     <w:p>
@@ -613,7 +613,7 @@
       </w:pPr>
       <w:r>
         <w:rPr/>
-        <w:t>57 words  ·  limit: half a page maximum</w:t>
+        <w:t>40 words  ·  limit: half a page maximum</w:t>
       </w:r>
     </w:p>
     <w:p>
@@ -978,7 +978,7 @@
       <w:pPr/>
       <w:r>
         <w:rPr/>
-        <w:t>The Classroom (2020 to 2022), five-part school web series released on YouTube. Role: co-director, cinematographer and editor. [Episode or excerpt, running time, link.]</w:t>
+        <w:t>The Classroom (2020 to 2022), five-part school web series released on YouTube. Role: co-director, cinematographer and editor; also organised the series (found places to shoot, scheduled shoots around exams, kept classmates involved). [Episode or excerpt, running time, link.]</w:t>
       </w:r>
     </w:p>
     <w:p>
@@ -987,7 +987,7 @@
       </w:pPr>
       <w:r>
         <w:rPr/>
-        <w:t>17 words  ·  optional</w:t>
+        <w:t>32 words  ·  optional</w:t>
       </w:r>
     </w:p>
     <w:p>
@@ -1091,14 +1091,14 @@
       <w:pPr/>
       <w:r>
         <w:rPr/>
-        <w:t>1. [Production company], project under producer Boney Kapoor, October 2025 to present. [Job title.] Production and on-set execution on [project title]: [main duties].</w:t>
-      </w:r>
-    </w:p>
-    <w:p>
-      <w:pPr/>
-      <w:r>
-        <w:rPr/>
-        <w:t>2. Growth Jockey, Gurugram, April 2024. Sleepyhead Mattresses campaign. Managed execution from planning through on-site coordination of the shoot.</w:t>
+        <w:t>1. [Company], project under producer Boney Kapoor, October 2025 to present. Camera assistant on [project title]: [main duties].</w:t>
+      </w:r>
+    </w:p>
+    <w:p>
+      <w:pPr/>
+      <w:r>
+        <w:rPr/>
+        <w:t>2. Growth Jockey, Gurugram, April 2024. Sleepyhead Mattresses campaign. [Job title.] Planned the shoot: equipment, script, and the offer and audience the film was aimed at.</w:t>
       </w:r>
     </w:p>
     <w:p>
@@ -1112,7 +1112,7 @@
       <w:pPr/>
       <w:r>
         <w:rPr/>
-        <w:t>4. Matchbox Studios, April 2023. Production intern on Khauf under Pankaj Kumar: pre-production, shoot routines and team coordination.</w:t>
+        <w:t>4. Matchbox Studios, April 2023. Camera assistant on Khauf under Pankaj Kumar: [main duties].</w:t>
       </w:r>
     </w:p>
     <w:p>
@@ -1128,7 +1128,7 @@
       </w:pPr>
       <w:r>
         <w:rPr/>
-        <w:t>106 words</w:t>
+        <w:t>104 words</w:t>
       </w:r>
     </w:p>
     <w:p>
@@ -1195,21 +1195,21 @@
       <w:pPr/>
       <w:r>
         <w:rPr/>
-        <w:t>PRODUCTION</w:t>
-      </w:r>
-    </w:p>
-    <w:p>
-      <w:pPr/>
-      <w:r>
-        <w:rPr/>
-        <w:t>Production and on-set execution, [project title], under producer Boney Kapoor, [company], Oct 2025 to present</w:t>
-      </w:r>
-    </w:p>
-    <w:p>
-      <w:pPr/>
-      <w:r>
-        <w:rPr/>
-        <w:t>[Job title], Sleepyhead Mattresses campaign, Growth Jockey, Gurugram, Apr 2024: planning through on-site coordination</w:t>
+        <w:t>EXPERIENCE</w:t>
+      </w:r>
+    </w:p>
+    <w:p>
+      <w:pPr/>
+      <w:r>
+        <w:rPr/>
+        <w:t>Camera assistant, [project title], under producer Boney Kapoor, [company], Oct 2025 to present</w:t>
+      </w:r>
+    </w:p>
+    <w:p>
+      <w:pPr/>
+      <w:r>
+        <w:rPr/>
+        <w:t>[Job title], Sleepyhead Mattresses campaign, Growth Jockey, Gurugram, Apr 2024: shoot planning (equipment, script, offer and audience)</w:t>
       </w:r>
     </w:p>
     <w:p>
@@ -1223,7 +1223,7 @@
       <w:pPr/>
       <w:r>
         <w:rPr/>
-        <w:t>Production intern, Khauf, Matchbox Studios, Apr 2023 (under Pankaj Kumar): pre-production, shoot routines, team coordination</w:t>
+        <w:t>Camera assistant, Khauf, Matchbox Studios, Apr 2023 (under Pankaj Kumar): [main duties]</w:t>
       </w:r>
     </w:p>
     <w:p>
@@ -1251,7 +1251,7 @@
       <w:pPr/>
       <w:r>
         <w:rPr/>
-        <w:t>Co-director, cinematographer and editor, The Classroom (five-part web series, YouTube), 2020 to 2022</w:t>
+        <w:t>Co-director, cinematographer, editor and organiser, The Classroom (five-part web series, YouTube), 2020 to 2022: found places to shoot, scheduled shoots around exams, kept classmates involved</w:t>
       </w:r>
     </w:p>
     <w:p>
@@ -1286,7 +1286,7 @@
       <w:pPr/>
       <w:r>
         <w:rPr/>
-        <w:t>Cameras: RED, Sony Venice, Sony FX and Alpha. Post: DaVinci Resolve, Premiere Pro, Final Cut Pro; DIT and colour. Production paperwork: production sheets, call sheets, PPM decks. Languages: [list].</w:t>
+        <w:t>Cameras: RED, Sony Venice, Sony FX and Alpha. Post: DaVinci Resolve, Premiere Pro, Final Cut Pro; DIT and colour. Direction-team paperwork: production sheets, cast references, PPM decks. Languages: [list].</w:t>
       </w:r>
     </w:p>
     <w:p>
@@ -1309,7 +1309,7 @@
       </w:pPr>
       <w:r>
         <w:rPr/>
-        <w:t>223 words</w:t>
+        <w:t>231 words</w:t>
       </w:r>
     </w:p>
     <w:p>
@@ -1383,14 +1383,14 @@
       <w:pPr/>
       <w:r>
         <w:rPr/>
-        <w:t>At Suncity School I studied commerce: economics, business studies and accountancy. Outside class I learned studio fashion photography under Nitin Rai at the Raghu Rai Center for Photography, and later worked as the International Press Photographer for Suncity MUN. At the time the accountancy and the photography felt unrelated. In production I use both.</w:t>
-      </w:r>
-    </w:p>
-    <w:p>
-      <w:pPr/>
-      <w:r>
-        <w:rPr/>
-        <w:t>My first production was The Classroom, a five-part web series a group of us made at school and released on YouTube. I co-directed, shot and edited it. Without realising it, I also produced it: [the producing work I did]. [One problem I solved on set.]</w:t>
+        <w:t>At Suncity School I studied commerce: economics, business studies and accountancy. Outside class I learned studio fashion photography under Nitin Rai at the Raghu Rai Center for Photography, and later worked as the International Press Photographer for Suncity MUN. At the time the accountancy and the photography felt unrelated. As a producer I will need both.</w:t>
+      </w:r>
+    </w:p>
+    <w:p>
+      <w:pPr/>
+      <w:r>
+        <w:rPr/>
+        <w:t>At school a group of us made The Classroom, a five-part web series we released on YouTube. I co-directed, shot and edited it. Without realising it, I also produced it: I found places to shoot, scheduled shoots around exams and kept my classmates involved. [One problem I solved on the series.]</w:t>
       </w:r>
     </w:p>
     <w:p>
@@ -1420,14 +1420,14 @@
       <w:pPr/>
       <w:r>
         <w:rPr/>
-        <w:t>Over the same years my work moved toward production. As a production intern on Khauf at Matchbox Studios under Pankaj Kumar, I worked in pre-production, shoot routines and team coordination. On a Finolex commercial for Early Man Productions I was on the direction team: I prepared the production sheets, cast references and PPM deck, and ran costume trials. For Growth Jockey in Gurugram I managed the Sleepyhead Mattresses campaign from planning through on-site coordination. It was the first shoot I ran from start to finish, rather than one department of it. Since October 2025 I have worked in production and on-set execution on a project under Boney Kapoor [title and role]. [What this job has taught me.]</w:t>
-      </w:r>
-    </w:p>
-    <w:p>
-      <w:pPr/>
-      <w:r>
-        <w:rPr/>
-        <w:t>I can plan and manage a shoot. I have not yet developed material with a writer, put financing together or taken a film to distributors. That is the part of producing I am applying to learn.</w:t>
+        <w:t>Over the same years I was a camera assistant on Khauf at Matchbox Studios under Pankaj Kumar. Since October 2025 I have held the same role on [title], a project under Boney Kapoor. [What this job has taught me.] On a Finolex commercial for Early Man Productions I was on the direction team: I prepared the production sheets, cast references and PPM deck, and ran costume trials. For Growth Jockey in Gurugram I planned the Sleepyhead Mattresses shoot: the equipment, the script, and the offer and audience the film was aimed at.</w:t>
+      </w:r>
+    </w:p>
+    <w:p>
+      <w:pPr/>
+      <w:r>
+        <w:rPr/>
+        <w:t>I have not yet worked in a production office, developed material with a writer, put financing together, drawn up a film's budget, or taken a film to distributors. That is what I am applying to learn.</w:t>
       </w:r>
     </w:p>
     <w:p>
@@ -1482,7 +1482,7 @@
       </w:pPr>
       <w:r>
         <w:rPr/>
-        <w:t>740 words  ·  limit: 2 pages, single-spaced, about 1,000 words</w:t>
+        <w:t>728 words  ·  limit: 2 pages, single-spaced, about 1,000 words</w:t>
       </w:r>
     </w:p>
     <w:p>
@@ -1521,7 +1521,7 @@
       <w:pPr/>
       <w:r>
         <w:rPr/>
-        <w:t>With friends I made The Classroom, a five-part web series we produced ourselves and put on YouTube. I co-directed, shot and edited it. It was the first time I saw how much organising of people, places and time a film needs.</w:t>
+        <w:t>With friends I made The Classroom, a five-part web series we produced ourselves and put on YouTube. I co-directed, shot and edited it. It was the first time I organised the people, places and time a film needs.</w:t>
       </w:r>
     </w:p>
     <w:p>
@@ -1549,7 +1549,7 @@
       <w:pPr/>
       <w:r>
         <w:rPr/>
-        <w:t>Both habits came with me into production: I keep track of where the money goes, and I pay attention to how people are shown.</w:t>
+        <w:t>I want to bring both habits into producing: keeping track of where the money goes, and paying attention to how people are shown.</w:t>
       </w:r>
     </w:p>
     <w:p>
@@ -1558,7 +1558,7 @@
       </w:pPr>
       <w:r>
         <w:rPr/>
-        <w:t>349 words  ·  limit: one page, about 450 words</w:t>
+        <w:t>345 words  ·  limit: one page, about 450 words</w:t>
       </w:r>
     </w:p>
     <w:p>
@@ -1631,7 +1631,7 @@
       <w:pPr/>
       <w:r>
         <w:rPr/>
-        <w:t>1. Opening: "I'm Karan Chaudhary, from Gurugram. I've been behind a camera since school, and these days I work in production."</w:t>
+        <w:t>1. Opening: "I'm Karan Chaudhary, from Gurugram. I've been behind a camera since school, and these days I work as a camera assistant."</w:t>
       </w:r>
     </w:p>
     <w:p>
@@ -1675,7 +1675,7 @@
       </w:pPr>
       <w:r>
         <w:rPr/>
-        <w:t>267 words  ·  limit: up to 3 minutes, about 400 spoken words; 2 recording attempts</w:t>
+        <w:t>269 words  ·  limit: up to 3 minutes, about 400 spoken words; 2 recording attempts</w:t>
       </w:r>
     </w:p>
     <w:p>
@@ -1726,14 +1726,14 @@
       <w:pPr/>
       <w:r>
         <w:rPr/>
-        <w:t>Over the last few years my work has moved from camera into production. As a production intern on Khauf at Matchbox Studios I worked on pre-production and daily shoot routines. On a Finolex commercial I prepared the production sheets, cast references and PPM deck. For Growth Jockey I managed the Sleepyhead Mattresses campaign from planning to on-site coordination. My current job, since October 2025, is production and on-set execution on a project under Boney Kapoor.</w:t>
-      </w:r>
-    </w:p>
-    <w:p>
-      <w:pPr/>
-      <w:r>
-        <w:rPr/>
-        <w:t>None of these jobs has involved developing a script with a writer, raising money for a film or selling one, and that is what I want a producing program to teach me. At Stark the whole cohort takes script analysis and development, scheduling and budgeting, and finance and marketing together, while the internships put that training to work inside companies. I would be learning next to classmates who may become my collaborators. The thesis, a full plan for a project defended in front of industry professionals, is the test I want to pass before I build a studio of my own in India.</w:t>
+        <w:t>My jobs have mostly been in the camera department. On Khauf, at Matchbox Studios, I was a camera assistant, and I have held the same role since October 2025, now on a project under producer Boney Kapoor. On a Finolex commercial for Early Man Productions I was in the direction team, and my part was the PPM deck, the production sheets and the cast references. At Growth Jockey I planned a shoot for Sleepyhead Mattresses: the equipment, the script, the offer the film would make and the audience it was for.</w:t>
+      </w:r>
+    </w:p>
+    <w:p>
+      <w:pPr/>
+      <w:r>
+        <w:rPr/>
+        <w:t>I have not yet worked on the producing side of a professional film, and none of my jobs has involved developing a script with a writer, raising money for a film or selling one. Those, along with budgets and schedules, are what I want a producing program to teach me. At Stark the whole cohort takes script analysis and development, scheduling and budgeting, and finance and marketing together, while the internships put that training to work inside companies. I would be learning next to classmates who may become my collaborators. The thesis, a full plan for a project defended in front of industry professionals, is the test I want to pass before I build a studio of my own in India.</w:t>
       </w:r>
     </w:p>
     <w:p>
@@ -1742,7 +1742,7 @@
       </w:pPr>
       <w:r>
         <w:rPr/>
-        <w:t>1304 characters  ·  limit: 2,000 characters</w:t>
+        <w:t>1444 characters  ·  limit: 2,000 characters</w:t>
       </w:r>
     </w:p>
     <w:p>
@@ -1767,7 +1767,7 @@
       <w:pPr/>
       <w:r>
         <w:rPr/>
-        <w:t>When I look at a creative idea, I ask what it needs, what it will cost and who carries the risk. The habit is older than my film training. At Suncity School in Gurugram I studied economics, business studies and accountancy, and outside class I learned studio photography under Nitin Rai, shot press photographs for Suncity MUN, and co-directed, shot and edited a five-part web series with friends. At the time these felt like separate interests. In production they turned out to be the same job.</w:t>
+        <w:t>When I look at a creative idea, I ask what it needs, what it will cost and who carries the risk. The habit is older than my film training. At Suncity School in Gurugram I studied economics, business studies and accountancy, and outside class I learned studio photography under Nitin Rai, shot press photographs for Suncity MUN, and co-directed, shot, edited and organised a five-part web series with friends. At the time these felt like separate interests. Producing, the work I now want to do, needs all of them.</w:t>
       </w:r>
     </w:p>
     <w:p>
@@ -1788,7 +1788,7 @@
       <w:pPr/>
       <w:r>
         <w:rPr/>
-        <w:t>On a set I notice the newest person in the room, because on my early jobs that was me. As an intern on Khauf I learned more from being let into the team's routines than from any class. When I produce, I want the newest person on my crew to be let in the same way.</w:t>
+        <w:t>On a set I notice the newest person in the room, because on my early jobs that was me. As a camera assistant on Khauf I learned more from being let into the camera team's routines than from any class. When I produce, I want the newest person on my crew to be let in the same way.</w:t>
       </w:r>
     </w:p>
     <w:p>
@@ -1797,7 +1797,7 @@
       </w:pPr>
       <w:r>
         <w:rPr/>
-        <w:t>1204 characters  ·  limit: 2,000 characters</w:t>
+        <w:t>1238 characters  ·  limit: 2,000 characters</w:t>
       </w:r>
     </w:p>
     <w:p>
@@ -1829,14 +1829,14 @@
       <w:pPr/>
       <w:r>
         <w:rPr/>
-        <w:t>I split the problem into parts I could work on, starting with skills I could show. At the Raghu Rai Center for Photography I learned studio photography from Nitin Rai, and I became the International Press Photographer for Suncity MUN. I also needed work people could watch, so with friends I made a five-part web series, The Classroom, which we produced ourselves and put on YouTube. I was its co-director, cinematographer and editor. For proper training I went to Whistling Woods International in Mumbai for a B.Sc. in Filmmaking, Cinematography and Direction. The last part was getting people in the industry to trust me, so I took every set I could reach: assistant cinematographer on five short films, a production internship at Matchbox Studios on Khauf under Pankaj Kumar, the direction team on a Finolex commercial, and managing the Sleepyhead Mattresses campaign for Growth Jockey. [The first real chance I got.]</w:t>
-      </w:r>
-    </w:p>
-    <w:p>
-      <w:pPr/>
-      <w:r>
-        <w:rPr/>
-        <w:t>Today I work in production on a project under producer Boney Kapoor. The problem is smaller now, and I still handle it the same way: I work out what I am missing and go after it. What I am missing now is development and financing, and that is what I am applying to Stark to learn.</w:t>
+        <w:t>I split the problem into parts I could work on, starting with skills I could show. At the Raghu Rai Center for Photography I learned studio photography from Nitin Rai, and I became the International Press Photographer for Suncity MUN. I also needed work people could watch, so with friends I made a five-part web series, The Classroom, which we produced ourselves and put on YouTube. I was its co-director, cinematographer and editor, and I did the organising: finding places to shoot, fitting shoots in between exams and keeping classmates involved. For proper training I went to Whistling Woods International in Mumbai for a B.Sc. in Filmmaking, Cinematography and Direction. The last part was getting people in the industry to trust me, so I took every job I could reach: assistant cinematographer on five short films, camera assistant at Matchbox Studios on Khauf under Pankaj Kumar, the direction team on a Finolex commercial, and the Sleepyhead Mattresses shoot I planned at Growth Jockey. [The first real chance I got.]</w:t>
+      </w:r>
+    </w:p>
+    <w:p>
+      <w:pPr/>
+      <w:r>
+        <w:rPr/>
+        <w:t>Today, as a camera assistant, I work on a project under producer Boney Kapoor. The problem is smaller now, and I still handle it the same way: I work out what I am missing and go after it. What I am missing now is development, financing, and the budgeting and scheduling of a professional production, and that is what I am applying to Stark to learn.</w:t>
       </w:r>
     </w:p>
     <w:p>
@@ -1845,7 +1845,7 @@
       </w:pPr>
       <w:r>
         <w:rPr/>
-        <w:t>1375 characters  ·  limit: 2,000 characters</w:t>
+        <w:t>1551 characters  ·  limit: 2,000 characters</w:t>
       </w:r>
     </w:p>
     <w:p>
@@ -1870,7 +1870,7 @@
       <w:pPr/>
       <w:r>
         <w:rPr/>
-        <w:t>I want this degree for the parts of producing my training has not covered. My B.Sc. was in cinematography and direction, and my production jobs have been about planning and running shoots. I have not studied development, financing, distribution or marketing, which decide whether a project gets made and who sees it. Stark teaches these, and I need them for the studio I plan to build in India.</w:t>
+        <w:t>I want this degree for the parts of producing my training has not covered. My B.Sc. was in cinematography and direction, and I now work as a camera assistant. I have not yet learned how a production is budgeted and scheduled, or studied development, financing, distribution or marketing, which decide whether a project gets made and who sees it. Stark teaches these, and I need them for the studio I plan to build in India.</w:t>
       </w:r>
     </w:p>
     <w:p>
@@ -1879,7 +1879,7 @@
       </w:pPr>
       <w:r>
         <w:rPr/>
-        <w:t>394 characters  ·  limit: 500 characters</w:t>
+        <w:t>423 characters  ·  limit: 500 characters</w:t>
       </w:r>
     </w:p>
     <w:p>
@@ -1904,7 +1904,7 @@
       <w:pPr/>
       <w:r>
         <w:rPr/>
-        <w:t>I will keep working in production, building on my current role on a project under Boney Kapoor, and ask to take on more of the planning, budgeting and coordination. Alongside that, I will develop two original projects, a feature and a series drawn from places I know in Gurugram and Mumbai, to the point where I can pitch them. I will study the business side on my own through [a specific course or books]. I will also produce at least one short project myself, from the script to its release, so the work I can show covers more than the shoot. Then I will apply again.</w:t>
+        <w:t>I will keep working as a camera assistant on the project under Boney Kapoor. [I will also look for a first job in a production office.] Alongside that, I will develop two original projects, a feature and a series drawn from places I know in Gurugram and Mumbai, to the point where I can pitch them. I will study the business side on my own through [a specific course or books]. I will also produce at least one short project myself, from the script to its release, so the work I can show covers more than the shoot. Then I will apply again.</w:t>
       </w:r>
     </w:p>
     <w:p>
@@ -1913,7 +1913,7 @@
       </w:pPr>
       <w:r>
         <w:rPr/>
-        <w:t>541 characters  ·  limit: 1,000 characters</w:t>
+        <w:t>453 characters  ·  limit: 1,000 characters</w:t>
       </w:r>
     </w:p>
     <w:p>
@@ -1972,7 +1972,7 @@
       <w:pPr/>
       <w:r>
         <w:rPr/>
-        <w:t>I am trying to stop solving every problem with my own hands. I came up through camera work, so when something goes wrong my instinct is to fix it myself: adjust the light or sort the cards. On a small shoot that helps. As a producer it means I can lose track of the rest of the day while I fix one thing. [One moment when this happened.] I am working on it in two ways. When a technical problem comes up, I hand it to the person whose job it is and ask them for an update instead. I also keep a running list of the day's decisions, so I can see which ones only I can make.</w:t>
+        <w:t>I am trying to stop solving every problem with my own hands. I came up through camera work, so when something goes wrong my instinct is to fix it myself: adjust the light or sort the cards. On a small shoot that helps. As a producer it would mean losing track of the rest of the day while fixing one thing. [One moment when this happened.] I am working on it in two ways. When a technical problem comes up, I leave it to the person whose job it is and ask them for an update instead. I also keep a running list of the day's decisions, so I can see which ones are mine to make.</w:t>
       </w:r>
     </w:p>
     <w:p>
@@ -1981,7 +1981,7 @@
       </w:pPr>
       <w:r>
         <w:rPr/>
-        <w:t>539 characters  ·  limit: 1,000 characters</w:t>
+        <w:t>543 characters  ·  limit: 1,000 characters</w:t>
       </w:r>
     </w:p>
     <w:p>
@@ -2061,7 +2061,7 @@
       <w:pPr/>
       <w:r>
         <w:rPr/>
-        <w:t>The Lunchbox (2013). A lunch delivered to the wrong office in Mumbai starts an exchange of letters between two lonely strangers, and the film never raises its voice. As a viewer I love its restraint: the sounds of a kitchen, the train commute, a letter read in silence. As a producer I admire how it was put together. It was an international co-production, launched at a major festival and released around the world, so a very local Mumbai story reached audiences far outside India. That is the kind of film I want my studio to make: a specific Indian story, made with care and financed well enough to find an audience abroad. [One scene I love.]</w:t>
+        <w:t>The Lunchbox (2013). A lunch delivered to the wrong office in Mumbai starts an exchange of letters between two lonely strangers, and the film never raises its voice. As a viewer I love its restraint: the sounds of a kitchen, the train commute, a letter read in silence. As someone who wants to produce, I admire how it was put together. It was an international co-production, launched at a major festival and released around the world, so a very local Mumbai story reached audiences far outside India. That is the kind of film I want my studio to make: a specific Indian story, made with care and financed well enough to find an audience abroad. [One scene I love.]</w:t>
       </w:r>
     </w:p>
     <w:p>
@@ -2070,7 +2070,7 @@
       </w:pPr>
       <w:r>
         <w:rPr/>
-        <w:t>626 characters  ·  limit: 1,000 characters</w:t>
+        <w:t>645 characters  ·  limit: 1,000 characters</w:t>
       </w:r>
     </w:p>
     <w:p>
@@ -2129,14 +2129,14 @@
       <w:pPr/>
       <w:r>
         <w:rPr/>
-        <w:t>1. Project under producer Boney Kapoor, [company], Oct 2025 to present. [Title.] Production and on-set execution on [project]: [two or three duties]. [One result.]</w:t>
-      </w:r>
-    </w:p>
-    <w:p>
-      <w:pPr/>
-      <w:r>
-        <w:rPr/>
-        <w:t>2. Growth Jockey, Gurugram, Apr 2024. Managed execution of the Sleepyhead Mattresses campaign from planning through on-site coordination. [Two or three duties.]</w:t>
+        <w:t>1. Project under producer Boney Kapoor, [company], Oct 2025 to present. Camera assistant on [title]: [two or three duties].</w:t>
+      </w:r>
+    </w:p>
+    <w:p>
+      <w:pPr/>
+      <w:r>
+        <w:rPr/>
+        <w:t>2. Growth Jockey, Gurugram, Apr 2024. [Job title.] Planned the Sleepyhead Mattresses shoot: equipment, script, offer and audience.</w:t>
       </w:r>
     </w:p>
     <w:p>
@@ -2150,7 +2150,7 @@
       <w:pPr/>
       <w:r>
         <w:rPr/>
-        <w:t>4. Matchbox Studios, Apr 2023. Production intern on Khauf under Pankaj Kumar: supported pre-production, daily shoot routines and coordination between departments.</w:t>
+        <w:t>4. Matchbox Studios, Apr 2023. Camera assistant on Khauf under Pankaj Kumar: [two or three duties].</w:t>
       </w:r>
     </w:p>
     <w:p>
@@ -2205,7 +2205,7 @@
       <w:pPr/>
       <w:r>
         <w:rPr/>
-        <w:t>2. The Classroom (2020 to 2022): self-produced five-part web series released on YouTube; co-director, cinematographer and editor. [Views or response.]</w:t>
+        <w:t>2. The Classroom (2020 to 2022): self-produced five-part web series released on YouTube; co-director, cinematographer, editor and organiser (found locations, scheduled shoots around exams, kept classmates involved). [Views or response.]</w:t>
       </w:r>
     </w:p>
     <w:p>
@@ -2221,7 +2221,7 @@
       </w:pPr>
       <w:r>
         <w:rPr/>
-        <w:t>longest entry 162 characters  ·  limit: 600 characters per entry, optional</w:t>
+        <w:t>longest entry 212 characters  ·  limit: 600 characters per entry, optional</w:t>
       </w:r>
     </w:p>
     <w:p>
@@ -2340,7 +2340,7 @@
       <w:pPr/>
       <w:r>
         <w:rPr/>
-        <w:t>I grew up in Gurugram and studied commerce at Suncity School: economics, business studies and accountancy. I also learned studio photography at the Raghu Rai Center for Photography, under Nitin Rai. My friends and I produced our own five-part web series, The Classroom, for YouTube, and I co-directed, shot and edited it. Nobody showed us how, so we did it badly at first, then less badly.</w:t>
+        <w:t>I grew up in Gurugram and studied commerce at Suncity School: economics, business studies and accountancy. I also learned studio photography at the Raghu Rai Center for Photography, under Nitin Rai. My friends and I produced our own five-part web series, The Classroom, for YouTube. I co-directed, shot and edited it, found our locations and fitted the shoots around exams. Nobody showed us how, so we did it badly at first, then less badly.</w:t>
       </w:r>
     </w:p>
     <w:p>
@@ -2354,7 +2354,7 @@
       <w:pPr/>
       <w:r>
         <w:rPr/>
-        <w:t>At Whistling Woods International in Mumbai I studied cinematography and direction, worked as an assistant cinematographer on five short films and shot independent films as lead or assistant cinematographer. During the degree I also moved into production: an internship on Khauf at Matchbox Studios under Pankaj Kumar, a Finolex commercial, and the Sleepyhead Mattresses campaign, which I managed for Growth Jockey. Since October 2025 I have worked in production on a project under Boney Kapoor [title and role]. On most of these sets, the people who kept the shoot going were not the people on screen.</w:t>
+        <w:t>At Whistling Woods International in Mumbai I studied cinematography and direction, worked as an assistant cinematographer on five short films and shot independent films as lead or assistant cinematographer. I have been a camera assistant on Khauf at Matchbox Studios under Pankaj Kumar and, since October 2025, on a Boney Kapoor project [title]. On the direction team of a Finolex commercial I prepared the production sheets, cast references and PPM deck, and for Growth Jockey I planned a Sleepyhead Mattresses shoot: the equipment, the script, the offer and the audience. On most of these sets, the people who kept the shoot going were not the people on screen.</w:t>
       </w:r>
     </w:p>
     <w:p>
@@ -2368,7 +2368,7 @@
       <w:pPr/>
       <w:r>
         <w:rPr/>
-        <w:t>My film work so far has been on shoots, first on camera and then in production. I have not yet taken a project from an idea to the point where it is financed and ready to shoot, and that is the part I want to learn properly. At SCA I would train in the other roles on a crew first, then concentrate on producing, and make films with classmates I expect to keep working with. After graduating I plan to work for a few years in development and production, then set up a studio in India that makes films like these, with a staff of 8 to 30.</w:t>
+        <w:t>Working on camera, I saw how much of each day had already been decided by the schedule, budget, locations and cast. I have not worked in a production department or taken a project from an idea to the point where it is financed and ready to shoot, and that is the part I want to learn properly. At SCA I would train in the other roles on a crew first, then concentrate on producing, and make films with classmates I expect to keep working with. After graduating I plan to work for a few years in development and production, then set up a studio in India that makes films like these, with a staff of 8 to 30.</w:t>
       </w:r>
     </w:p>
     <w:p>
@@ -2377,7 +2377,7 @@
       </w:pPr>
       <w:r>
         <w:rPr/>
-        <w:t>465 words  ·  limit: 500 words</w:t>
+        <w:t>497 words  ·  limit: 500 words</w:t>
       </w:r>
     </w:p>
     <w:p>
@@ -2554,35 +2554,28 @@
       <w:pPr/>
       <w:r>
         <w:rPr/>
-        <w:t>In April 2024 I managed the Sleepyhead Mattresses campaign for Growth Jockey, a Gurugram agency, from planning through on-site coordination. It was the first time I had run a whole shoot, and [the first time I had to handle a disagreement between people more senior than me].</w:t>
-      </w:r>
-    </w:p>
-    <w:p>
-      <w:pPr/>
-      <w:r>
-        <w:rPr/>
-        <w:t>[Who disagreed, and about what.] Both sides were right about something. [What each side needed, and why.] The problem was that [which deadline or budget] could not move, so the longer the argument went on, the less time was left for the work.</w:t>
-      </w:r>
-    </w:p>
-    <w:p>
-      <w:pPr/>
-      <w:r>
-        <w:rPr/>
-        <w:t>[As the youngest person in the conversation, my first instinct was to stay quiet and let the seniors decide. I had seen on other sets that decisions made that way come too late for the crew.] [Instead, I asked for a few minutes with the people who could decide and put the same facts in front of all of them: what the schedule allowed, what each option would cost in time and money, and what we would lose on screen. I did not argue for either side.]</w:t>
-      </w:r>
-    </w:p>
-    <w:p>
-      <w:pPr/>
-      <w:r>
-        <w:rPr/>
-        <w:t>[What was decided, and by whom.] [How I updated every department.]</w:t>
-      </w:r>
-    </w:p>
-    <w:p>
-      <w:pPr/>
-      <w:r>
-        <w:rPr/>
-        <w:t>[What we delivered, and the response.]</w:t>
+        <w:t>From 2020 to 2022 my friends and I made The Classroom, a five-part web series for YouTube. Along with co-directing, shooting and editing, I did the organising: finding locations, working the shoots around our exams and keeping a group of classmates involved for two years. [What went wrong, and with whom.] [What each person needed.]</w:t>
+      </w:r>
+    </w:p>
+    <w:p>
+      <w:pPr/>
+      <w:r>
+        <w:rPr/>
+        <w:t>[What I did.]</w:t>
+      </w:r>
+    </w:p>
+    <w:p>
+      <w:pPr/>
+      <w:r>
+        <w:rPr/>
+        <w:t>[What was decided, and by whom.]</w:t>
+      </w:r>
+    </w:p>
+    <w:p>
+      <w:pPr/>
+      <w:r>
+        <w:rPr/>
+        <w:t>[How it turned out.] We finished all five episodes and released them on YouTube.</w:t>
       </w:r>
     </w:p>
     <w:p>
@@ -2591,7 +2584,7 @@
       </w:pPr>
       <w:r>
         <w:rPr/>
-        <w:t>61 words  ·  limit: 500 words</w:t>
+        <w:t>55 words  ·  limit: 500 words</w:t>
       </w:r>
     </w:p>
     <w:p>
@@ -2645,7 +2638,7 @@
       </w:pPr>
       <w:r>
         <w:rPr/>
-        <w:t>What I give others now: I've worked on camera and in production, so I can help on classmates' films from the start.</w:t>
+        <w:t>What I give others now: I've worked on camera crews, as an assistant cinematographer and a camera assistant, so I can help on classmates' films from the start.</w:t>
       </w:r>
     </w:p>
     <w:p>
@@ -2663,7 +2656,7 @@
       </w:pPr>
       <w:r>
         <w:rPr/>
-        <w:t>101 words  ·  limit: 30 to 60 seconds, single take, no edits</w:t>
+        <w:t>107 words  ·  limit: 30 to 60 seconds, single take, no edits</w:t>
       </w:r>
     </w:p>
     <w:p>
@@ -2926,7 +2919,7 @@
       <w:pPr/>
       <w:r>
         <w:rPr/>
-        <w:t>At school, he and his friends decide to make a web series. They call it The Classroom. He co-directs it, shoots it and edits it. They have no producer, so he does that work too, though nobody calls it producing: [what that work involves]. [One moment from the shoot.] Five episodes go up on YouTube. [How people responded online.]</w:t>
+        <w:t>At school, he and his friends decide to make a web series. They call it The Classroom. He co-directs it, shoots it and edits it. They have no producer, so he does that work too, though nobody calls it producing: he finds the places to shoot, plans the shoot days around exams and keeps his classmates on board. [One moment from the shoot.] Five episodes go up on YouTube. [How people responded online.]</w:t>
       </w:r>
     </w:p>
     <w:p>
@@ -2940,14 +2933,14 @@
       <w:pPr/>
       <w:r>
         <w:rPr/>
-        <w:t>At film school in Mumbai he stands behind cameras for three years, and he gets good at it. He also keeps looking past the frame, at the schedule taped to the wall and the producer on the phone. He starts carrying the first notebook again. Over the same years he takes production jobs, and in 2024 he manages a Sleepyhead Mattresses campaign from planning to the shoot day.</w:t>
-      </w:r>
-    </w:p>
-    <w:p>
-      <w:pPr/>
-      <w:r>
-        <w:rPr/>
-        <w:t>Now he has a production job on a project under Boney Kapoor. On set he holds a call sheet and a light meter in the same hand, and he has stopped thinking of them as different things. He plans to build a studio in India, with a team of 8 to 30.</w:t>
+        <w:t>At film school in Mumbai he stands behind cameras for three years, and he gets good at it. Over the same years he works on Khauf, at Matchbox Studios, as a camera assistant. He also keeps looking past the frame, at the schedule taped to the wall and the producer on the phone. He starts carrying the first notebook again. On a Finolex commercial he joins the direction team and prepares the cast references, the production sheets and the PPM deck. In 2024 he plans a shoot for Sleepyhead Mattresses, working out the equipment, the script, and the offer and audience the film is aimed at.</w:t>
+      </w:r>
+    </w:p>
+    <w:p>
+      <w:pPr/>
+      <w:r>
+        <w:rPr/>
+        <w:t>Now he is a camera assistant on a project under Boney Kapoor. On set he holds a call sheet and a light meter in the same hand, and he has stopped thinking of them as different things. He has not yet worked where the money and the schedule behind that call sheet are decided. He plans to build a studio in India, with a team of 8 to 30.</w:t>
       </w:r>
     </w:p>
     <w:p>
@@ -2956,7 +2949,7 @@
       </w:pPr>
       <w:r>
         <w:rPr/>
-        <w:t>362 words  ·  limit: 1 to 2 pages</w:t>
+        <w:t>434 words  ·  limit: 1 to 2 pages</w:t>
       </w:r>
     </w:p>
     <w:p>
@@ -4613,28 +4606,28 @@
       <w:pPr/>
       <w:r>
         <w:rPr/>
-        <w:t>My family has no connection to film, so I started with what I had: a camera and the habits of a commerce student. At Suncity School in Gurugram I studied economics, business studies and accountancy, and outside school I learned studio photography under Nitin Rai at the Raghu Rai Center for Photography. With friends I made The Classroom, a five-part web series we produced ourselves and put on YouTube. I co-directed, shot and edited it, and because nobody else was going to, I also took on [which producing tasks].</w:t>
-      </w:r>
-    </w:p>
-    <w:p>
-      <w:pPr/>
-      <w:r>
-        <w:rPr/>
-        <w:t>At Whistling Woods International in Mumbai I earned a B.Sc. in Filmmaking, Cinematography and Direction, and worked as an assistant cinematographer on five short films and as lead or assistant cinematographer on independent films. On those sets I kept running into problems that had started before the shoot, in a schedule or a budget. [One example from a set.] I wanted to work on the schedule and the budget myself, so I moved toward production.</w:t>
-      </w:r>
-    </w:p>
-    <w:p>
-      <w:pPr/>
-      <w:r>
-        <w:rPr/>
-        <w:t>I interned on Khauf at Matchbox Studios under Pankaj Kumar, working on pre-production and team coordination. On a Finolex commercial for Early Man Productions I built the production sheets and the PPM deck. For Growth Jockey I managed the Sleepyhead Mattresses campaign from planning to on-site coordination. Since October 2025 I have worked in production and on-set execution on a project under Boney Kapoor [title and role].</w:t>
-      </w:r>
-    </w:p>
-    <w:p>
-      <w:pPr/>
-      <w:r>
-        <w:rPr/>
-        <w:t>I have not yet developed a project with a writer, raised the money to make it or planned how it reaches an audience. Chapman's MFA teaches that work in sequence: story development, financing, entertainment law, and marketing and distribution. The thesis asks producers to produce advanced films with the production students while developing an industry-ready project. I want that practice, because the studio I plan to build will have to make one project while it develops the next. Producing in Marion Knott Studios, and the required internship, would let me do this work in conditions close to the industry's. I would bring set experience and a cinematographer's eye to the production work, and a commerce background to the financing.</w:t>
+        <w:t>My family has no connection to film, so I started with what I had: a camera and the habits of a commerce student. At Suncity School in Gurugram I studied economics, business studies and accountancy, and outside school I learned studio photography under Nitin Rai at the Raghu Rai Center for Photography. With friends I made The Classroom, a five-part web series we produced ourselves and put on YouTube. I co-directed, shot and edited it, and because nobody else was going to, I also organised it, finding places to shoot, fitting the shoot days around our exams and keeping classmates involved.</w:t>
+      </w:r>
+    </w:p>
+    <w:p>
+      <w:pPr/>
+      <w:r>
+        <w:rPr/>
+        <w:t>At Whistling Woods International in Mumbai I earned a B.Sc. in Filmmaking, Cinematography and Direction, and worked as an assistant cinematographer on five short films and as lead or assistant cinematographer on independent films. On those sets I kept running into problems that had started before the shoot, in a schedule or a budget. [One example from a set.] I wanted to work on the schedule and the budget myself.</w:t>
+      </w:r>
+    </w:p>
+    <w:p>
+      <w:pPr/>
+      <w:r>
+        <w:rPr/>
+        <w:t>At Matchbox Studios I was a camera assistant on Khauf, under Pankaj Kumar, and since October 2025 I have held the same job on a project under Boney Kapoor [title]. On a Finolex commercial for Early Man Productions I was part of the direction team and built the PPM deck, the production sheets and the cast references. On a Sleepyhead Mattresses shoot for Growth Jockey I did the planning: equipment, script, the offer the film would make and the audience it was for.</w:t>
+      </w:r>
+    </w:p>
+    <w:p>
+      <w:pPr/>
+      <w:r>
+        <w:rPr/>
+        <w:t>I have not had a job in a production office yet, and I have not developed a project with a writer, raised the money to make it or worked out how it would be distributed. Chapman's MFA teaches that work in sequence: story development, financing, entertainment law, and marketing and distribution. The thesis asks producers to produce advanced films with the production students while developing an industry-ready project. I want that practice, because the studio I plan to build will have to make one project while it develops the next. Producing in Marion Knott Studios, and the required internship, would let me do this work in conditions close to the industry's. I would bring set experience and a cinematographer's eye to the films we produce there, and a commerce background to the financing.</w:t>
       </w:r>
     </w:p>
     <w:p>
@@ -4650,7 +4643,7 @@
       </w:pPr>
       <w:r>
         <w:rPr/>
-        <w:t>442 words  ·  limit: 1 to 2 pages, double-spaced, 12pt, about 400 to 550 words</w:t>
+        <w:t>483 words  ·  limit: 1 to 2 pages, double-spaced, 12pt, about 400 to 550 words</w:t>
       </w:r>
     </w:p>
     <w:p>
@@ -4682,7 +4675,7 @@
       <w:pPr/>
       <w:r>
         <w:rPr/>
-        <w:t>PRODUCTION</w:t>
+        <w:t>INDUSTRY WORK</w:t>
       </w:r>
     </w:p>
     <w:p>
@@ -4691,7 +4684,7 @@
       </w:pPr>
       <w:r>
         <w:rPr/>
-        <w:t>[Project title], under producer Boney Kapoor, [company]. October 2025 to present. Production and on-set execution. [Scope of the project.]</w:t>
+        <w:t>[Project title], under producer Boney Kapoor, [company]. October 2025 to present. Camera assistant. [Scope of the project.]</w:t>
       </w:r>
     </w:p>
     <w:p>
@@ -4700,7 +4693,7 @@
       </w:pPr>
       <w:r>
         <w:rPr/>
-        <w:t>Sleepyhead Mattresses campaign, Growth Jockey, Gurugram. April 2024. Managed execution from planning through on-site coordination.</w:t>
+        <w:t>Sleepyhead Mattresses campaign, Growth Jockey, Gurugram. April 2024. [Job title.] Planned the shoot: equipment, script, offer and audience.</w:t>
       </w:r>
     </w:p>
     <w:p>
@@ -4718,7 +4711,7 @@
       </w:pPr>
       <w:r>
         <w:rPr/>
-        <w:t>Khauf, Matchbox Studios. April 2023. Production intern under Pankaj Kumar: pre-production, shoot routines, team coordination.</w:t>
+        <w:t>Khauf, Matchbox Studios. April 2023. Camera assistant under Pankaj Kumar: [two or three duties].</w:t>
       </w:r>
     </w:p>
     <w:p>
@@ -4759,7 +4752,7 @@
       </w:pPr>
       <w:r>
         <w:rPr/>
-        <w:t>The Classroom, five-part web series, YouTube, 2020 to 2022. Self-produced with classmates. Co-director, cinematographer, editor. [Logline and link.]</w:t>
+        <w:t>The Classroom, five-part web series, YouTube, 2020 to 2022. Self-produced with classmates. Co-director, cinematographer, editor and organiser: found places to shoot, scheduled shoots around exams, kept classmates involved. [Logline and link.]</w:t>
       </w:r>
     </w:p>
     <w:p>
@@ -4834,7 +4827,7 @@
       </w:pPr>
       <w:r>
         <w:rPr/>
-        <w:t>188 words  ·  limit: 1 to 2 pages</w:t>
+        <w:t>197 words  ·  limit: 1 to 2 pages</w:t>
       </w:r>
     </w:p>
     <w:p>
@@ -4859,7 +4852,7 @@
       <w:pPr/>
       <w:r>
         <w:rPr/>
-        <w:t>In April 2024 Growth Jockey, a Gurugram agency, asked me to manage the execution of a campaign for Sleepyhead Mattresses, from planning through on-site coordination. It was the first time I was responsible for a whole shoot rather than one department of it.</w:t>
+        <w:t>From 2020 to 2022 a group of classmates and I made The Classroom, a five-episode web series for YouTube that we produced ourselves. Besides co-directing, shooting and editing it, I did the organising.</w:t>
       </w:r>
     </w:p>
     <w:p>
@@ -4872,7 +4865,7 @@
       </w:r>
       <w:r>
         <w:rPr/>
-        <w:t xml:space="preserve"> [What the campaign involved.] My job was to turn a creative idea into something a team could carry out on a fixed date. [I broke the project into departments, built the schedule backwards from the shoot day, and made sure every department knew what it owned.] [The team and my reporting line.]</w:t>
+        <w:t xml:space="preserve"> [What the series was about.] Before anything could be shot, we needed places to film and shoot dates that did not clash with exams, and finding both was my part. [How I made the plan.]</w:t>
       </w:r>
     </w:p>
     <w:p>
@@ -4885,7 +4878,7 @@
       </w:r>
       <w:r>
         <w:rPr/>
-        <w:t xml:space="preserve"> On a commercial, everyone answers to someone different. The client wants the product to look perfect, the agency wants its idea protected, the crew wants a workable day, and the cast wants clear direction. My main job was to make sure decisions got made, written down and sent to everyone they affected. [One conflict and its resolution.]</w:t>
+        <w:t xml:space="preserve"> [Who was in the team.] The series took two years, and keeping classmates involved for all of it was my job as well. [How I kept them involved.]</w:t>
       </w:r>
     </w:p>
     <w:p>
@@ -4898,7 +4891,7 @@
       </w:r>
       <w:r>
         <w:rPr/>
-        <w:t xml:space="preserve"> [A pre-production problem and my response.] [A shoot-day problem and my response.] [Both times I did the same things in order: kept the confusion from spreading, got the people who could decide into one conversation, agreed a fix, and sent one updated plan to everyone.]</w:t>
+        <w:t xml:space="preserve"> [A planning problem and my response.] [A shoot problem and my response.]</w:t>
       </w:r>
     </w:p>
     <w:p>
@@ -4924,14 +4917,14 @@
       </w:r>
       <w:r>
         <w:rPr/>
-        <w:t xml:space="preserve"> [What we delivered, and the response.]</w:t>
-      </w:r>
-    </w:p>
-    <w:p>
-      <w:pPr/>
-      <w:r>
-        <w:rPr/>
-        <w:t>On Sleepyhead the idea came from the agency, and I planned and ran the shoot. At Chapman I want to learn the stage before that: developing a project from its first idea.</w:t>
+        <w:t xml:space="preserve"> We completed the five episodes and put them on YouTube. [How people responded.]</w:t>
+      </w:r>
+    </w:p>
+    <w:p>
+      <w:pPr/>
+      <w:r>
+        <w:rPr/>
+        <w:t>In 2024 I planned the Sleepyhead Mattresses shoot for Growth Jockey, but I have not yet built a budget or a schedule for a professional production. At Chapman I want to learn that, and how a project is developed and financed before anyone plans its shoot.</w:t>
       </w:r>
     </w:p>
     <w:p>
@@ -4940,7 +4933,7 @@
       </w:pPr>
       <w:r>
         <w:rPr/>
-        <w:t>161 words  ·  limit: 2 pages, single-spaced, 12pt Times New Roman, about 900 words</w:t>
+        <w:t>147 words  ·  limit: 2 pages, single-spaced, 12pt Times New Roman, about 900 words</w:t>
       </w:r>
     </w:p>
     <w:p>
@@ -5014,7 +5007,7 @@
       <w:pPr/>
       <w:r>
         <w:rPr/>
-        <w:t>[Present day: me at work on a set, or planning at a desk.]</w:t>
+        <w:t>[Present day: me on set with the camera team.]</w:t>
       </w:r>
     </w:p>
     <w:p>
@@ -5035,7 +5028,7 @@
       <w:pPr/>
       <w:r>
         <w:rPr/>
-        <w:t>"Since then I've studied cinematography and direction, worked on sets in Mumbai, and moved into production. As a producer I'll be looking after other people's money and time every day. Mitti to Matka is where I first had to do that."</w:t>
+        <w:t>"Since then I've studied cinematography and direction and worked on sets in Mumbai, most recently as a camera assistant. Now I want to produce, and as a producer I'll be looking after other people's money and time every day. Mitti to Matka is where I first had to do that."</w:t>
       </w:r>
     </w:p>
     <w:p>
@@ -5065,7 +5058,7 @@
       </w:pPr>
       <w:r>
         <w:rPr/>
-        <w:t>270 words  ·  limit: 2 to 5 minutes</w:t>
+        <w:t>279 words  ·  limit: 2 to 5 minutes</w:t>
       </w:r>
     </w:p>
     <w:p>
@@ -5116,14 +5109,14 @@
       <w:pPr/>
       <w:r>
         <w:rPr/>
-        <w:t>I trained as a cinematographer at Whistling Woods International in Mumbai. I was assistant cinematographer on five short films and lead or assistant cinematographer on independent films. Behind the camera I saw that many problems on set began as business problems, such as a promise to a client that the crew could not keep. [One example from a set.] So I moved into production: an internship on Khauf at Matchbox Studios, the production sheets and PPM deck for a Finolex commercial, a campaign for Sleepyhead Mattresses that I managed for Growth Jockey, and now production work on a project under Boney Kapoor [title and role].</w:t>
-      </w:r>
-    </w:p>
-    <w:p>
-      <w:pPr/>
-      <w:r>
-        <w:rPr/>
-        <w:t>My goal is a creative studio in India, with a team of 8 to 30 people, that develops its own slate of films and series. I want the studio to take on people at the start of their careers, pay them fairly and train them while they work. Running it will take financing, a sound company structure, contracts, a slate strategy and distribution relationships, and enough cash in hand to get through the gaps between projects. It will also take producers who can work with writers and directors as creative partners. I have worked on sets, but I have not been trained to run a company, and I want to learn the business and the creative work together rather than one after the other.</w:t>
+        <w:t>I trained as a cinematographer at Whistling Woods International in Mumbai. I was assistant cinematographer on five short films and lead or assistant cinematographer on independent films. Since October 2025 I have been a camera assistant on a project under Boney Kapoor [title], as I was earlier on Khauf at Matchbox Studios. Behind the camera I saw that many problems on set began as business problems, such as a location that was never confirmed. [One example from a set.] Away from the camera, I have worked on the planning that comes before a shoot. I was on the direction team for a Finolex commercial, where I prepared the PPM deck along with the production sheets and cast references. For Growth Jockey I planned a shoot for Sleepyhead Mattresses, from the equipment and script to the offer the film was selling and who it was aimed at.</w:t>
+      </w:r>
+    </w:p>
+    <w:p>
+      <w:pPr/>
+      <w:r>
+        <w:rPr/>
+        <w:t>My goal is a creative studio in India, with a team of 8 to 30 people, that develops its own slate of films and series. I want the studio to take on people at the start of their careers, pay them fairly and train them while they work. Running it will take financing, a sound company structure, contracts, a slate strategy and distribution relationships, and enough cash in hand to get through the gaps between projects. It will also take producers who can work with writers and directors as creative partners. I have worked on sets, but not in a production department, and I have not been trained to run a company. I want to learn the business and the creative work together rather than one after the other.</w:t>
       </w:r>
     </w:p>
     <w:p>
@@ -5146,7 +5139,7 @@
       </w:pPr>
       <w:r>
         <w:rPr/>
-        <w:t>397 words  ·  limit: 1 to 2 pages, double-spaced, 12pt, about 400 to 550 words</w:t>
+        <w:t>445 words  ·  limit: 1 to 2 pages, double-spaced, 12pt, about 400 to 550 words</w:t>
       </w:r>
     </w:p>
     <w:p>
@@ -5171,7 +5164,7 @@
       <w:pPr/>
       <w:r>
         <w:rPr/>
-        <w:t>I plan to start a creative studio in India, with 8 to 30 people, that develops and produces its own films and series. I have trained for the creative side, with a B.Sc. in Filmmaking, Cinematography and Direction from Whistling Woods International and production work that now includes a project under producer Boney Kapoor. What I lack is the business training to build a company that lasts.</w:t>
+        <w:t>I plan to start a creative studio in India, with 8 to 30 people, that develops and produces its own films and series. I have trained for the creative side, with a B.Sc. in Filmmaking, Cinematography and Direction from Whistling Woods International, and I am now a camera assistant, working on a project under producer Boney Kapoor. I have not yet worked on the producing side, and I have no training in how to build a company that lasts.</w:t>
       </w:r>
     </w:p>
     <w:p>
@@ -5187,7 +5180,7 @@
       </w:pPr>
       <w:r>
         <w:rPr/>
-        <w:t>197 words  ·  limit: 250 words</w:t>
+        <w:t>209 words  ·  limit: 250 words</w:t>
       </w:r>
     </w:p>
     <w:p>
@@ -5312,7 +5305,7 @@
       <w:pPr/>
       <w:r>
         <w:rPr/>
-        <w:t>With a group of friends I made The Classroom, a five-part web series we produced ourselves and released on YouTube. I co-directed, shot and edited it. I was also producing it, though I would not have called it that: [the producing work I did]. We finished all five episodes, and people watched them.</w:t>
+        <w:t>With a group of friends I made The Classroom, a five-part web series we produced ourselves and released on YouTube. I co-directed, shot and edited it. I was also producing it, though I would not have called it that: I found the places we shot in, fitted the shoots around our exams and kept classmates involved for two years. We finished all five episodes, and people watched them.</w:t>
       </w:r>
     </w:p>
     <w:p>
@@ -5371,21 +5364,21 @@
       </w:r>
       <w:r>
         <w:rPr/>
-        <w:t xml:space="preserve"> At Whistling Woods International in Mumbai I completed a B.Sc. in Filmmaking, Cinematography and Direction. I worked as an assistant cinematographer on five short films and as lead or assistant cinematographer on independent films. During the same years I moved toward production. I interned on Khauf at Matchbox Studios under Pankaj Kumar, prepared the production sheets and PPM deck on a Finolex commercial for Early Man Productions, and managed the Sleepyhead Mattresses campaign for Growth Jockey. Since October 2025 I have worked in production on a project under Boney Kapoor [title and role].</w:t>
-      </w:r>
-    </w:p>
-    <w:p>
-      <w:pPr/>
-      <w:r>
-        <w:rPr/>
-        <w:t>I have not yet worked on a professional project while it was being developed and financed, or seen one through packaging and release. That is what I want a film programme for: to learn development, financing and distribution while making films with directors, writers and cinematographers I hope to keep working with after the degree.</w:t>
-      </w:r>
-    </w:p>
-    <w:p>
-      <w:pPr/>
-      <w:r>
-        <w:rPr/>
-        <w:t>At LMU the programme starts with a common core in which everyone learns every role, and only then do producers specialise, which suits me, because I came to producing from the camera. In Creative Producing I would work with both directing and screenwriting students, learn to develop, sell and monetise digital content, and finish with a thesis that combines produced work with a series bible, pitch materials and a business and marketing strategy. I will need to put that kind of package together for every project I take on as a producer. The required internship and professional mentor would connect the training to the industry in Los Angeles. I also like that LMU asks filmmakers to think about the people their work affects. I first had to do that at Mitti to Matka, where my photographs helped decide what a family earned.</w:t>
+        <w:t xml:space="preserve"> At Whistling Woods International in Mumbai I completed a B.Sc. in Filmmaking, Cinematography and Direction. I worked as an assistant cinematographer on five short films and as lead or assistant cinematographer on independent films. Most of my industry work has been in the camera department too. I was a camera assistant on Khauf at Matchbox Studios under Pankaj Kumar, and since October 2025 I have done the same job on [title], a project under Boney Kapoor. On a Finolex commercial for Early Man Productions, working on the direction team, I prepared the production sheets, the cast references and the PPM deck. For Growth Jockey I planned a Sleepyhead Mattresses shoot: the equipment, the script, the offer the film would make and the audience it was for.</w:t>
+      </w:r>
+    </w:p>
+    <w:p>
+      <w:pPr/>
+      <w:r>
+        <w:rPr/>
+        <w:t>None of these jobs was in a production department. I have not yet worked on a professional project while it was being developed and financed, or seen one through packaging and release. That is what I want a film programme for: to learn development, financing, budgeting, scheduling and distribution while making films with directors, writers and cinematographers I hope to keep working with after the degree.</w:t>
+      </w:r>
+    </w:p>
+    <w:p>
+      <w:pPr/>
+      <w:r>
+        <w:rPr/>
+        <w:t>At LMU the programme starts with a common core in which everyone learns every role, and only then do producers specialise, which suits me, because I am coming to producing from the camera. In Creative Producing I would work with both directing and screenwriting students, learn to develop, sell and monetise digital content, and finish with a thesis that combines produced work with a series bible, pitch materials and a business and marketing strategy. I will need to put that kind of package together for every project I take on as a producer. The required internship and professional mentor would connect the training to the industry in Los Angeles. I also like that LMU asks filmmakers to think about the people their work affects. I first had to do that at Mitti to Matka, where my photographs helped decide what a family earned.</w:t>
       </w:r>
     </w:p>
     <w:p>
@@ -5398,7 +5391,7 @@
       </w:r>
       <w:r>
         <w:rPr/>
-        <w:t xml:space="preserve"> I want to specialise in producing. My training is in cinematography and direction, and I value both, but on most sets I have worked on, the important decisions were made before the camera rolled. A producer decides which stories get made, who makes them and how the money is spent, and I want to make those decisions well. My camera training will help: I know what a scene costs to shoot, and I know how to talk to the people behind the camera. After the degree I plan to spend a few years in development and production, then build a creative studio in India of 8 to 30 people that develops its own slate. I want it to hire people for their talent rather than their connections, pay them fairly and train them on the job.</w:t>
+        <w:t xml:space="preserve"> I want to specialise in producing. My training is in cinematography and direction, and I value both, but on most sets I have worked on, the important decisions were made before the camera rolled. A producer decides which stories get made, who makes them and how the money is spent, and I want to make those decisions well. My camera training will help: I know what a scene takes to shoot, and I know how to talk to the people behind the camera. After the degree I plan to spend a few years in development and production, then build a creative studio in India of 8 to 30 people that develops its own slate. I want it to hire people for their talent rather than their connections, pay them fairly and train them on the job.</w:t>
       </w:r>
     </w:p>
     <w:p>
@@ -5407,7 +5400,7 @@
       </w:pPr>
       <w:r>
         <w:rPr/>
-        <w:t>916 words  ·  limit: fewer than 1,200 words, one essay</w:t>
+        <w:t>982 words  ·  limit: fewer than 1,200 words, one essay</w:t>
       </w:r>
     </w:p>
     <w:p>
@@ -5616,7 +5609,7 @@
       </w:pPr>
       <w:r>
         <w:rPr/>
-        <w:t>Who I am: Karan, from Gurugram. Studied commerce, trained as a cinematographer, now working in production.</w:t>
+        <w:t>Who I am: Karan, from Gurugram. Studied commerce, trained as a cinematographer, now a camera assistant who wants to produce.</w:t>
       </w:r>
     </w:p>
     <w:p>
@@ -5661,7 +5654,7 @@
       </w:pPr>
       <w:r>
         <w:rPr/>
-        <w:t>84 words  ·  limit: 2 minutes, unscripted</w:t>
+        <w:t>88 words  ·  limit: 2 minutes, unscripted</w:t>
       </w:r>
     </w:p>
     <w:p>
@@ -5739,35 +5732,35 @@
       <w:pPr/>
       <w:r>
         <w:rPr/>
-        <w:t>I am a filmmaker who plans to run a company. On each production job I have had, what reached the screen depended on business decisions made before the shoot, and I am applying to the Master in Entertainment Leadership and Management to learn how to make them.</w:t>
-      </w:r>
-    </w:p>
-    <w:p>
-      <w:pPr/>
-      <w:r>
-        <w:rPr/>
-        <w:t>I trained in cinematography and direction at Whistling Woods International in Mumbai, and while I was studying I started taking production work. I was a production intern at Matchbox Studios on Khauf, prepared the PPM deck and production sheets for a Finolex commercial, and managed Growth Jockey's Sleepyhead Mattresses campaign from planning through on-site coordination. My current role, since October 2025, is in production under producer Boney Kapoor [title and role]. I can plan and run a shoot. I have not yet been the person making the business decisions, and I have not managed a company's finances.</w:t>
-      </w:r>
-    </w:p>
-    <w:p>
-      <w:pPr/>
-      <w:r>
-        <w:rPr/>
-        <w:t>My plan is to work in development and production for a few years and then start a studio in India: a creative company of 8 to 30 people with its own slate of films and series. Running it will take leadership, finance, strategy and management skills that my film training did not cover. MELM is run jointly by the College of Business Administration and the School of Film and Television, so the business teaching stays close to the creative work. Entertainment accounting and finance, the producing master class and the new-venture courses cover what I am missing. The Entrepreneurial Producer capstone would let me pitch and launch a venture of my own before I graduate, and I would use it to test the plan for the studio. I would bring set experience, a cinematographer's sense of what things cost on screen, and the economics, business studies and accountancy I studied at Suncity School.</w:t>
-      </w:r>
-    </w:p>
-    <w:p>
-      <w:pPr/>
-      <w:r>
-        <w:rPr/>
-        <w:t>My approach to diversity, equity and inclusion comes from how I started. I had no relatives in the industry, and on my early jobs I was usually the newest person on set. I had to show I could do the work before anyone trusted me with more. It made me pay attention to how people get their first chance on a set. [A time I included a newcomer.] During COVID I was media manager for Mitti to Matka, which supported Gurugram's local potters after they lost their markets. We paid the potters fair prices, auctioned their pots, worked with them on their designs and delivered food and sanitary supplies to the families. That work taught me to listen to the people a project is meant to serve, and to be clear with them about what we could and could not do.</w:t>
-      </w:r>
-    </w:p>
-    <w:p>
-      <w:pPr/>
-      <w:r>
-        <w:rPr/>
-        <w:t>I want to lead the same way: keep the numbers honest, hire on ability, and make sure the newest person on a team is let in and taught the work. MELM would give me the management training to do that across a whole company rather than on a single shoot.</w:t>
+        <w:t>I am a filmmaker who plans to run a company. On every set I have been part of, what reached the screen depended on business decisions made before the shoot, and I am applying to the Master in Entertainment Leadership and Management to learn how to make them.</w:t>
+      </w:r>
+    </w:p>
+    <w:p>
+      <w:pPr/>
+      <w:r>
+        <w:rPr/>
+        <w:t>I trained in cinematography and direction at Whistling Woods International in Mumbai. Matchbox Studios took me on as a camera assistant for Khauf, and that is still the work I do: since October 2025 I have been on the camera team of a project under producer Boney Kapoor [title]. On a Finolex commercial I worked in the direction team, preparing the PPM deck, production sheets and cast references. I planned the equipment and the script for a Sleepyhead Mattresses shoot at Growth Jockey, along with the offer and the audience the film was aimed at. At school I organised The Classroom, a five-part web series made with friends: I found places to shoot, planned shoot days that did not clash with exams and kept our classmates involved. I have not yet worked in a production office or decided how a project is funded and budgeted, and I have not managed a company's finances.</w:t>
+      </w:r>
+    </w:p>
+    <w:p>
+      <w:pPr/>
+      <w:r>
+        <w:rPr/>
+        <w:t>My plan is to work in development and production for a few years and then start a studio in India: a creative company of 8 to 30 people with its own slate of films and series. Running it will take leadership, finance, strategy and management skills that my film training did not cover. MELM is run jointly by the College of Business Administration and the School of Film and Television, so the business teaching stays close to the creative work. Entertainment accounting and finance, the producing master class and the new-venture courses cover what I am missing. The Entrepreneurial Producer capstone would let me pitch and launch a venture of my own before I graduate. I would bring set experience, a cinematographer's sense of what things cost on screen, and the economics, business studies and accountancy I studied at Suncity School.</w:t>
+      </w:r>
+    </w:p>
+    <w:p>
+      <w:pPr/>
+      <w:r>
+        <w:rPr/>
+        <w:t>My approach to diversity, equity and inclusion comes from how I started. I had no relatives in the industry, and on my early jobs I was usually the newest person on set. That made me pay attention to how people get their first chance on a set. [A time I included a newcomer.] During COVID I was media manager for Mitti to Matka, which supported Gurugram's local potters after they lost their markets. We paid the potters fair prices, auctioned their pots, worked with them on their designs and delivered food and sanitary supplies to the families. That work taught me to listen to the people a project is meant to serve, and to be clear with them about what we could and could not do.</w:t>
+      </w:r>
+    </w:p>
+    <w:p>
+      <w:pPr/>
+      <w:r>
+        <w:rPr/>
+        <w:t>I want to lead the same way: keep the numbers honest, hire on ability, and make sure the newest person on a team is let in and taught the work. MELM would give me the management training to do that across a whole company.</w:t>
       </w:r>
     </w:p>
     <w:p>
@@ -5776,7 +5769,7 @@
       </w:pPr>
       <w:r>
         <w:rPr/>
-        <w:t>480 words  ·  limit: 2 pages maximum, 12pt, double-spaced, about 550 words</w:t>
+        <w:t>506 words  ·  limit: 2 pages maximum, 12pt, double-spaced, about 550 words</w:t>
       </w:r>
     </w:p>
     <w:p>
@@ -5898,7 +5891,7 @@
       </w:pPr>
       <w:r>
         <w:rPr/>
-        <w:t>On set, creativity goes into logistics too: solving a scheduling or budget problem without losing what's on screen. [One example from a set.]</w:t>
+        <w:t>Creativity goes into planning too. For Growth Jockey's Sleepyhead Mattresses shoot I planned the script and the kit, plus the offer and the audience. [One example from that planning.]</w:t>
       </w:r>
     </w:p>
     <w:p>
@@ -5916,7 +5909,7 @@
       </w:pPr>
       <w:r>
         <w:rPr/>
-        <w:t>91 words  ·  limit: both prompts together 2 minutes</w:t>
+        <w:t>97 words  ·  limit: both prompts together 2 minutes</w:t>
       </w:r>
     </w:p>
     <w:p>
@@ -5986,14 +5979,14 @@
       </w:r>
       <w:r>
         <w:rPr/>
-        <w:t xml:space="preserve"> Making The Classroom showed me how much of a film is organisation: finding places to shoot, getting people together and making the time. Someone had to take charge of that work, and I did. [Something I organised on The Classroom.] During COVID, while I was still in school, I was media manager for Mitti to Matka, a Gurugram initiative supporting local potters whose sales had collapsed. We bought and auctioned their pots at fair prices and delivered food and sanitary supplies to their families. I made the photographs, videos and graphics, ran the website and handled the administration. My images had a job: to sell a family's pots. Every rupee we raised was for those families, so I kept our costs as low as I could.</w:t>
-      </w:r>
-    </w:p>
-    <w:p>
-      <w:pPr/>
-      <w:r>
-        <w:rPr/>
-        <w:t>At Whistling Woods International in Mumbai I then completed a B.Sc. in Filmmaking, Cinematography and Direction. From 2021 to 2024 I also worked as an assistant cinematographer on five short films and shot independent films as lead or assistant cinematographer. Over the same years my work moved toward production. On Khauf, at Matchbox Studios under Pankaj Kumar, I was a production intern working on pre-production and shoot routines. On a Finolex commercial for Early Man Productions I was on the direction team and prepared the production sheets, cast references and PPM deck. In April 2024 I managed the Sleepyhead Mattresses campaign for Growth Jockey from planning through on-site coordination, my first time in charge of a whole shoot. Since October 2025 I have worked in production and on-set execution on a project under Boney Kapoor [title and role].</w:t>
+        <w:t xml:space="preserve"> Making The Classroom showed me how much of a film is organisation. Someone had to take charge of that work, and I did: I found places to shoot, scheduled the shoots around our exams and kept classmates involved. During COVID, while I was still in school, I was media manager for Mitti to Matka, a Gurugram initiative supporting local potters whose sales had collapsed. We bought and auctioned their pots at fair prices and delivered food and sanitary supplies to their families. I made the photographs, videos and graphics, ran the website and handled the administration. My images had a job: to sell a family's pots. Every rupee we raised was for those families, so I kept our costs as low as I could.</w:t>
+      </w:r>
+    </w:p>
+    <w:p>
+      <w:pPr/>
+      <w:r>
+        <w:rPr/>
+        <w:t>At Whistling Woods International in Mumbai I then completed a B.Sc. in Filmmaking, Cinematography and Direction. From 2021 to 2024 I also worked as an assistant cinematographer on five short films and shot independent films as lead or assistant cinematographer. In 2023 I was a camera assistant on Khauf, at Matchbox Studios under Pankaj Kumar. On a Finolex commercial for Early Man Productions I was on the direction team and prepared the production sheets, cast references and PPM deck. In April 2024 I planned a Sleepyhead Mattresses shoot for Growth Jockey: the equipment, the script, and the offer and audience the film was aimed at. Since October 2025 I have been a camera assistant on [title], a project under Boney Kapoor.</w:t>
       </w:r>
     </w:p>
     <w:p>
@@ -6006,7 +5999,7 @@
       </w:r>
       <w:r>
         <w:rPr/>
-        <w:t xml:space="preserve"> From these jobs I know how a shoot is planned and run. I have not yet developed a project with a writer, budgeted it from the script, financed it, set up its legal structure, or marketed and distributed it. I learned production on the job, and NYFA's hands-on approach would let me learn the rest the same way, with the structure of an MFA around it. In the first year I would study budgeting, entertainment law and business planning, and write a feature treatment and a series proposal. For the thesis I would develop one project with a business plan, budget, schedule and pitch, and possibly shoot a proof of concept with filmmaking students. Studying in Burbank, close to the studios, would let me pitch to people in the industry I want to work with.</w:t>
+        <w:t xml:space="preserve"> From these jobs I know how a set works from the camera side, and I have prepared a direction team's paperwork for one shoot and planned another. I have not yet worked in a production office. I have not developed a project with a writer, budgeted and scheduled it from the script, financed it, set up its legal structure, or marketed and distributed it. I learn best by doing the work, and NYFA's hands-on approach would let me learn producing that way, with the structure of an MFA around it. In the first year I would study budgeting, entertainment law and business planning, and write a feature treatment and a series proposal. For the thesis I would develop one project with a business plan, budget, schedule and pitch, and possibly shoot a proof of concept with filmmaking students. Studying in Burbank, close to the studios, would let me pitch to people in the industry I want to work with.</w:t>
       </w:r>
     </w:p>
     <w:p>
@@ -6041,7 +6034,7 @@
       </w:pPr>
       <w:r>
         <w:rPr/>
-        <w:t>736 words  ·  limit: 3 typed pages maximum, about 800 words double-spaced, up to 1,500 single-spaced</w:t>
+        <w:t>749 words  ·  limit: 3 typed pages maximum, about 800 words double-spaced, up to 1,500 single-spaced</w:t>
       </w:r>
     </w:p>
     <w:p>
@@ -6460,14 +6453,14 @@
       <w:pPr/>
       <w:r>
         <w:rPr/>
-        <w:t>Every film I have worked on began, for me, with a list. As a teenager in Gurugram studying commerce, I kept ledgers for accountancy class. Later, on sets, I kept shot lists, call sheets and equipment checklists.</w:t>
-      </w:r>
-    </w:p>
-    <w:p>
-      <w:pPr/>
-      <w:r>
-        <w:rPr/>
-        <w:t>No one in my family works in film. [One line about my family.] I started with stills. I learned studio photography from Nitin Rai at the Raghu Rai Center for Photography and shot as the International Press Photographer for Suncity MUN. With friends I made The Classroom, a five-part web series we produced ourselves and released on YouTube. I co-directed, shot and edited it, and I also took on [which producing tasks]. None of us called that producing at the time.</w:t>
+        <w:t>Every film I have worked on began, for me, with a list. As a teenager in Gurugram studying commerce, I kept ledgers for accountancy class. Later, on sets, I kept shot lists and equipment checklists.</w:t>
+      </w:r>
+    </w:p>
+    <w:p>
+      <w:pPr/>
+      <w:r>
+        <w:rPr/>
+        <w:t>No one in my family works in film. [One line about my family.] I started with stills. I learned studio photography from Nitin Rai at the Raghu Rai Center for Photography and shot as the International Press Photographer for Suncity MUN. With friends I made The Classroom, a five-part web series we produced ourselves and released on YouTube. I co-directed, shot and edited it, and I also found places to shoot, scheduled the shoots around our exams and kept my classmates involved. None of us called that producing at the time.</w:t>
       </w:r>
     </w:p>
     <w:p>
@@ -6507,7 +6500,7 @@
       </w:r>
       <w:r>
         <w:rPr/>
-        <w:t xml:space="preserve"> During film school and since, I have worked in production: as an intern on Khauf at Matchbox Studios under Pankaj Kumar, on the direction team of a Finolex commercial for Early Man Productions, managing the Sleepyhead Mattresses campaign for Growth Jockey, and, since October 2025, on a project under Boney Kapoor [title and role]. On the Finolex commercial I prepared the production sheets, cast references and PPM deck. Sleepyhead was my first time managing a whole shoot, from planning to on-site coordination. The client, the agency, the crew and the cast each needed a different answer from me, and my main job was to make sure decisions were made, written down and shared. [One decision from that shoot.] My camera training also helps. I can talk to a cinematographer about what a choice means for the image, and to a line producer about what it means for the budget.</w:t>
+        <w:t xml:space="preserve"> On set I work in the camera department: as a camera assistant on Khauf at Matchbox Studios under Pankaj Kumar and, since October 2025, on a project under Boney Kapoor [title]. I have also worked on the planning before a shoot. On the direction team of a Finolex commercial for Early Man Productions I prepared the production sheets, cast references and PPM deck. For Growth Jockey I planned a Sleepyhead Mattresses shoot: the equipment, the script, and the offer and audience the film was aimed at. [One moment working with others.] My camera training helps when I work across departments. I can talk to a cinematographer about what a choice means for the image, and to a line producer about what it means for the camera budget.</w:t>
       </w:r>
     </w:p>
     <w:p>
@@ -6520,7 +6513,7 @@
       </w:r>
       <w:r>
         <w:rPr/>
-        <w:t xml:space="preserve"> After AFI I plan to work in development and production for a few years, then build a creative studio of 8 to 30 people in India that develops its own slate. I want it to hire talented people from outside film families, and to give them paid roles and someone who explains how the work is done. To get there I need what my current work does not teach me: how to develop material with writers and directors, and how to finance and sell it. At AFI I would learn both while producing films with Fellows across every discipline. In the first year I would produce cycle films, each with a different group of Fellows. I learn best by building something with a director from the first conversation. In the second year I would carry a thesis film from pre-production through post, and leave with a slate of projects I can keep developing.</w:t>
+        <w:t xml:space="preserve"> After AFI I plan to work in development and production for a few years, then build a creative studio of 8 to 30 people in India that develops its own slate. I want it to hire talented people from outside film families, and to give them paid roles and someone who explains how the work is done. I have not yet worked in a production office. To build the studio I need what my current work does not teach me: how to develop a project with writers and directors, how to budget and schedule it, and how to finance and sell it. At AFI I would learn these while producing films with Fellows across every discipline. In the first year I would produce cycle films, each with a different group of Fellows. I learn best by building something with a director from the first conversation. In the second year I would carry a thesis film from pre-production through post, and leave with a slate of projects I can keep developing.</w:t>
       </w:r>
     </w:p>
     <w:p>
@@ -6529,7 +6522,7 @@
       </w:pPr>
       <w:r>
         <w:rPr/>
-        <w:t>724 words  ·  limit: 3 pages, double-spaced, 12pt, about 800 words</w:t>
+        <w:t>731 words  ·  limit: 3 pages, double-spaced, 12pt, about 800 words</w:t>
       </w:r>
     </w:p>
     <w:p>
@@ -6747,7 +6740,7 @@
       <w:pPr/>
       <w:r>
         <w:rPr/>
-        <w:t>Development and financing. My experience so far is in physical production: camera, a direction team, set coordination and running a shoot day. What I have not done is take a project from an idea to a fully financed production.</w:t>
+        <w:t>Development and financing. My experience so far is in the camera department, plus planning work on a Finolex commercial's direction team and for a Sleepyhead Mattresses shoot. What I have not done is work in a production department or take a project from an idea to a fully financed production.</w:t>
       </w:r>
     </w:p>
     <w:p>
@@ -6763,7 +6756,7 @@
       </w:pPr>
       <w:r>
         <w:rPr/>
-        <w:t>125 words</w:t>
+        <w:t>136 words</w:t>
       </w:r>
     </w:p>
     <w:p>
@@ -6901,7 +6894,7 @@
       </w:pPr>
       <w:r>
         <w:rPr/>
-        <w:t>How I got here: commerce at Suncity, a web series with friends, Whistling Woods, then production work.</w:t>
+        <w:t>How I got here: commerce at Suncity, a web series with friends, Whistling Woods, then work as a camera assistant.</w:t>
       </w:r>
     </w:p>
     <w:p>
@@ -6928,7 +6921,7 @@
       </w:pPr>
       <w:r>
         <w:rPr/>
-        <w:t>78 words  ·  limit: 90 seconds, one take, conversational</w:t>
+        <w:t>81 words  ·  limit: 90 seconds, one take, conversational</w:t>
       </w:r>
     </w:p>
     <w:p>
@@ -6953,7 +6946,7 @@
       <w:pPr/>
       <w:r>
         <w:rPr/>
-        <w:t>The Classroom (2020 to 2022): co-director, cinematographer and editor.</w:t>
+        <w:t>The Classroom (2020 to 2022): co-director, cinematographer and editor; also found locations, scheduled shoots around exams and kept classmates involved.</w:t>
       </w:r>
     </w:p>
     <w:p>
@@ -6962,7 +6955,7 @@
       </w:pPr>
       <w:r>
         <w:rPr/>
-        <w:t>70 characters  ·  limit: 200 characters, optional</w:t>
+        <w:t>152 characters  ·  limit: 200 characters, optional</w:t>
       </w:r>
     </w:p>
     <w:p>
@@ -6987,7 +6980,7 @@
       <w:pPr/>
       <w:r>
         <w:rPr/>
-        <w:t>Dear [Name], thank you for agreeing to recommend me for AFI's MFA in Producing. It would help most if you could speak to [what you saw of my work]. I've attached my CV and a short summary of the projects we worked on together. The deadline is [date]. Thank you again for your time. Karan</w:t>
+        <w:t>Dear [Name], thank you for agreeing to recommend me for AFI's MFA in Producing. It would help most if you could speak to [one or two strengths of my work]. I've attached my CV and a short summary of the projects we worked on together. The deadline is [date]. Thank you again for your time. Karan</w:t>
       </w:r>
     </w:p>
     <w:p>
@@ -7040,7 +7033,7 @@
       <w:pPr/>
       <w:r>
         <w:rPr/>
-        <w:t>After graduating I plan to work in development and production at a company that makes films and series for Indian and international audiences, in a role where I learn how projects are chosen, financed, packaged and sold. [My target company or role.] My experience so far is in physical production, from an internship on Khauf at Matchbox Studios to my current work on a project under Boney Kapoor, and I know how a shoot is run. I now want to learn the business that decides which shoots happen.</w:t>
+        <w:t>After graduating I plan to work in development and production at a company that makes films and series for Indian and international audiences, in a role where I learn how projects are chosen, financed, packaged and sold. [My target company or role.] My experience so far is mostly in the camera department, as a camera assistant on Khauf at Matchbox Studios and now on a project under Boney Kapoor. From there I have seen how much of a shoot is settled before anyone reaches the set. I now want to learn the business that decides which shoots happen.</w:t>
       </w:r>
     </w:p>
     <w:p>
@@ -7056,7 +7049,7 @@
       </w:pPr>
       <w:r>
         <w:rPr/>
-        <w:t>201 words  ·  limit: 150 to 300 words</w:t>
+        <w:t>211 words  ·  limit: 150 to 300 words</w:t>
       </w:r>
     </w:p>
     <w:p>
@@ -7081,7 +7074,7 @@
       <w:pPr/>
       <w:r>
         <w:rPr/>
-        <w:t>I studied commerce before I studied film. At Suncity School in Gurugram I took economics, business studies and accountancy, and outside class I learned studio photography under Nitin Rai at the Raghu Rai Center for Photography. With friends I made The Classroom, a five-part web series we produced ourselves and released on YouTube. I co-directed, shot and edited it, and I also did the work I would now call producing: [what I actually did]. I did not connect the commerce and the camera at the time. I do now: when I look at a creative idea, I ask what it will cost, who will pay for it and who carries the risk.</w:t>
+        <w:t>I studied commerce before I studied film. At Suncity School in Gurugram I took economics, business studies and accountancy, and outside class I learned studio photography under Nitin Rai at the Raghu Rai Center for Photography. With friends I made The Classroom, a five-part web series we produced ourselves and released on YouTube. I co-directed, shot and edited it, and I also did the work I would now call producing: I found places to shoot, scheduled the shoots around our exams and kept classmates involved. I did not connect the commerce and the camera at the time. I do now: when I look at a creative idea, I ask what it will cost, who will pay for it and who carries the risk.</w:t>
       </w:r>
     </w:p>
     <w:p>
@@ -7095,21 +7088,21 @@
       <w:pPr/>
       <w:r>
         <w:rPr/>
-        <w:t>At Whistling Woods International in Mumbai I earned a B.Sc. in Filmmaking, Cinematography and Direction. I worked as an assistant cinematographer on five short films and as lead or assistant cinematographer on independent films, using RED, Sony Venice and Sony FX and Alpha cameras and handling DIT and colour. Behind the camera I kept seeing problems on set that had started earlier, in the schedule or the budget. [One example from a set.]</w:t>
-      </w:r>
-    </w:p>
-    <w:p>
-      <w:pPr/>
-      <w:r>
-        <w:rPr/>
-        <w:t>That is why, over the same years, I moved toward production. I interned on Khauf at Matchbox Studios under Pankaj Kumar, working on pre-production, shoot routines and team coordination. On a Finolex commercial for Early Man Productions I was on the direction team: I prepared the production sheets, cast references and PPM deck and ran the costume trials. In April 2024 I managed the Sleepyhead Mattresses campaign for Growth Jockey in Gurugram, from planning through on-site coordination. Until then I had worked in one department at a time; on Sleepyhead the whole shoot was mine to run. [What running that shoot involved.] Since October 2025 I have worked in production and on-set execution on a project under Boney Kapoor [title and role].</w:t>
-      </w:r>
-    </w:p>
-    <w:p>
-      <w:pPr/>
-      <w:r>
-        <w:rPr/>
-        <w:t>None of this work has shown me how the entertainment business is structured: how content is financed, valued, distributed and marketed, and how a production company is run over many years. I need to learn that before I start the studio I plan to build in India.</w:t>
+        <w:t>At Whistling Woods International in Mumbai I earned a B.Sc. in Filmmaking, Cinematography and Direction. I worked as an assistant cinematographer on five short films and as lead or assistant cinematographer on independent films, using RED, Sony Venice and Sony FX and Alpha cameras and handling DIT and colour. I was also a camera assistant on Khauf at Matchbox Studios under Pankaj Kumar. Behind the camera I kept seeing problems on set that had started earlier, in the schedule or the budget. [One example from a set.]</w:t>
+      </w:r>
+    </w:p>
+    <w:p>
+      <w:pPr/>
+      <w:r>
+        <w:rPr/>
+        <w:t>That is why, over the same years, I also took on work that comes before a shoot. On a Finolex commercial for Early Man Productions I was on the direction team: I prepared the production sheets, cast references and PPM deck and ran the costume trials. In April 2024 I planned a Sleepyhead Mattresses shoot for Growth Jockey in Gurugram: the equipment, the script, and the offer and audience the film was aimed at. [One decision from that planning.]</w:t>
+      </w:r>
+    </w:p>
+    <w:p>
+      <w:pPr/>
+      <w:r>
+        <w:rPr/>
+        <w:t>Since October 2025 I have been a camera assistant on a project under Boney Kapoor [title]. I have not yet worked in a production office, and none of this work has shown me how the entertainment business is structured: how content is developed, financed, budgeted, scheduled, valued, distributed and marketed, and how a production company is run over many years. I need to learn that before I start the studio I plan to build in India.</w:t>
       </w:r>
     </w:p>
     <w:p>
@@ -7118,7 +7111,7 @@
       </w:pPr>
       <w:r>
         <w:rPr/>
-        <w:t>427 words  ·  limit: 400 to 500 words</w:t>
+        <w:t>443 words  ·  limit: 400 to 500 words</w:t>
       </w:r>
     </w:p>
     <w:p>
@@ -7191,14 +7184,14 @@
       <w:pPr/>
       <w:r>
         <w:rPr/>
-        <w:t>The programme was practical and intensive, built around making films. [One fact about the workload.] From 2021 to 2024 I also worked as an assistant cinematographer on five short films and as lead or assistant cinematographer on independent films. During the degree I interned in production on Khauf at Matchbox Studios, worked on the direction team for a Finolex commercial for Early Man Productions, and managed the Sleepyhead Mattresses campaign for Growth Jockey.</w:t>
-      </w:r>
-    </w:p>
-    <w:p>
-      <w:pPr/>
-      <w:r>
-        <w:rPr/>
-        <w:t>Since October 2025 I have worked in production on a project under producer Boney Kapoor [title and role]. [What I did June to October.]</w:t>
+        <w:t>The programme was practical and intensive, built around making films. [One fact about the workload.] From 2021 to 2024 I also worked as an assistant cinematographer on five short films and as lead or assistant cinematographer on independent films. During the degree I was a camera assistant on Khauf at Matchbox Studios, worked on the direction team for a Finolex commercial for Early Man Productions, and planned a Sleepyhead Mattresses shoot for Growth Jockey.</w:t>
+      </w:r>
+    </w:p>
+    <w:p>
+      <w:pPr/>
+      <w:r>
+        <w:rPr/>
+        <w:t>Since October 2025 I have been a camera assistant on a project under producer Boney Kapoor [title]. [What I did June to October.]</w:t>
       </w:r>
     </w:p>
     <w:p>
@@ -7214,7 +7207,7 @@
       </w:pPr>
       <w:r>
         <w:rPr/>
-        <w:t>138 words  ·  limit: 250 words</w:t>
+        <w:t>140 words  ·  limit: 250 words</w:t>
       </w:r>
     </w:p>
     <w:p>
@@ -7241,7 +7234,7 @@
       </w:pPr>
       <w:r>
         <w:rPr/>
-        <w:t>Who I am: Karan, from Gurugram; studied commerce, trained as a cinematographer, now working in production.</w:t>
+        <w:t>Who I am: Karan, from Gurugram; studied commerce, trained as a cinematographer, now a camera assistant who wants to move into producing.</w:t>
       </w:r>
     </w:p>
     <w:p>
@@ -7250,7 +7243,7 @@
       </w:pPr>
       <w:r>
         <w:rPr/>
-        <w:t>What I do well: planning a shoot and keeping it on track. [One example from Sleepyhead, my first whole shoot, or my current project.]</w:t>
+        <w:t>What I do well: planning. I planned the Sleepyhead shoot's equipment and script, and the offer and audience it was aimed at. [One example from that planning.]</w:t>
       </w:r>
     </w:p>
     <w:p>
@@ -7259,7 +7252,7 @@
       </w:pPr>
       <w:r>
         <w:rPr/>
-        <w:t>Why Heinz: I've worked on sets, not yet on the business side. I want the business training (finance, analytics, strategy) to build a studio in India, and the Los Angeles year to learn inside the industry.</w:t>
+        <w:t>Why Heinz: I've worked on sets, not yet in a production office or on the business side. I want the business training (finance, analytics, strategy) to build a studio in India, and the Los Angeles year to learn inside the industry.</w:t>
       </w:r>
     </w:p>
     <w:p>
@@ -7277,7 +7270,7 @@
       </w:pPr>
       <w:r>
         <w:rPr/>
-        <w:t>87 words  ·  limit: about 1 minute</w:t>
+        <w:t>108 words  ·  limit: about 1 minute</w:t>
       </w:r>
     </w:p>
     <w:p>
@@ -7321,14 +7314,14 @@
       <w:pPr/>
       <w:r>
         <w:rPr/>
-        <w:t>I came to film from commerce, with a camera I had learned to use outside class. I am Karan Chaudhary, from Gurugram, a cinematographer by training who now works in production. I am applying to Tisch Graduate Film, and to the dual degree with Stern, because I want to become a producer who can take a story from its first idea to its audience, and later build a studio in India.</w:t>
-      </w:r>
-    </w:p>
-    <w:p>
-      <w:pPr/>
-      <w:r>
-        <w:rPr/>
-        <w:t>Nobody in my family works in film. [One line about my family.] At Suncity School I studied economics, business studies and accountancy. In the same years I learned studio photography under Nitin Rai at the Raghu Rai Center for Photography, and later shot as the International Press Photographer for Suncity MUN. With friends I made The Classroom, a five-part web series we produced ourselves and released on YouTube. I co-directed, shot and edited it. We counted it a success because we finished it and people watched it.</w:t>
+        <w:t>I came to film from commerce, with a camera I had learned to use outside class. I am Karan Chaudhary, from Gurugram, a cinematographer by training who now works as a camera assistant. I am applying to Tisch Graduate Film, and to the dual degree with Stern, because I want to become a producer who can take a story from its first idea to its audience, and later build a studio in India.</w:t>
+      </w:r>
+    </w:p>
+    <w:p>
+      <w:pPr/>
+      <w:r>
+        <w:rPr/>
+        <w:t>Nobody in my family works in film. [One line about my family.] At Suncity School I studied economics, business studies and accountancy. In the same years I learned studio photography under Nitin Rai at the Raghu Rai Center for Photography, and later shot as the International Press Photographer for Suncity MUN. With friends I made The Classroom, a five-part web series we produced ourselves and released on YouTube. I co-directed, shot and edited it, and I organised it too: I found places to shoot, scheduled shoots around exams and kept classmates involved. We counted it a success because we finished it and people watched it.</w:t>
       </w:r>
     </w:p>
     <w:p>
@@ -7341,7 +7334,7 @@
       </w:r>
       <w:r>
         <w:rPr/>
-        <w:t xml:space="preserve"> At Whistling Woods International in Mumbai I studied cinematography and direction, and worked as an assistant cinematographer on five short films and as lead or assistant cinematographer on independent films. I am proud of that work. The lessons I use most, though, came from things that went wrong. On set after set, the problems I saw at the camera had started earlier, for example with a location nobody had confirmed. [One failure of my own.] Those moments moved me toward producing. While still at Whistling Woods I interned on Khauf at Matchbox Studios under Pankaj Kumar, supporting pre-production, daily shoot routines and coordination between departments. On a Finolex commercial for Early Man Productions I worked on the direction team, preparing production sheets, cast references and the PPM deck. In April 2024 I managed the Sleepyhead Mattresses campaign for Growth Jockey, the first time I was responsible for a whole shoot. Since October 2025 I have worked in production on a project under Boney Kapoor [title and role]. Planning and running a shoot is now ordinary work for me. I have not yet taken a story from an idea through development and financing.</w:t>
+        <w:t xml:space="preserve"> At Whistling Woods International in Mumbai I studied cinematography and direction, and worked as an assistant cinematographer on five short films and as lead or assistant cinematographer on independent films. While still there I was a camera assistant on Khauf at Matchbox Studios under Pankaj Kumar. I am proud of that work. The lessons I use most, though, came from things that went wrong. On set after set, the problems I saw at the camera had started earlier, for example with a location nobody had confirmed. [One failure of my own.] Those moments moved me toward producing. On a Finolex commercial for Early Man Productions I worked on the direction team, preparing production sheets, cast references and the PPM deck. In April 2024, for Growth Jockey, I planned a Sleepyhead Mattresses shoot: the equipment, the script, and the offer and audience the film was made for. I still work in the camera department: since October 2025 I have been a camera assistant on a project under Boney Kapoor [title]. I have not yet worked in a production office or taken a story from an idea through development and financing.</w:t>
       </w:r>
     </w:p>
     <w:p>
@@ -7380,7 +7373,7 @@
       </w:r>
       <w:r>
         <w:rPr/>
-        <w:t xml:space="preserve"> At Tisch I would bring a cinematographer's eye and a producer's habits: I can talk with a director about what a shot needs and with a line producer about what it costs. I would also bring experience of Indian sets to a cohort drawn from many countries. In Introduction to Producing I would produce a classmate's film, which is where my experience of running shoots would be most useful. I would especially like to study producing at a school whose head of producing, Shrihari Sathe, is an Indian-born independent producer whose work has travelled. His path is close to the one I want to take.</w:t>
+        <w:t xml:space="preserve"> At Tisch I would bring a cinematographer's eye: I can talk with a director about what a shot needs and with a line producer about what it costs. I would also bring experience of Indian sets to a cohort drawn from many countries. In Introduction to Producing I would produce a classmate's film, which is where the organising I did on The Classroom and the planning for Sleepyhead would be most useful. I would especially like to study producing at a school whose head of producing, Shrihari Sathe, is an Indian-born independent producer whose work has travelled. His path is close to the one I want to take.</w:t>
       </w:r>
     </w:p>
     <w:p>
@@ -7393,7 +7386,7 @@
       </w:r>
       <w:r>
         <w:rPr/>
-        <w:t xml:space="preserve"> Academically, I want to learn development, financing, distribution and marketing alongside directing and writing. In the dual degree, Stern would add finance, strategy and management, and later courses at Tisch would teach me how an independent film company is structured and run. After the degree I plan to spend a few years in development and production, then build a creative studio in India with a team of 8 to 30 people that develops and produces its own films and series.</w:t>
+        <w:t xml:space="preserve"> Academically, I want to learn how a film is developed, budgeted, scheduled, financed, distributed and marketed, alongside directing and writing. In the dual degree, Stern would add finance, strategy and management, and later courses at Tisch would teach me how an independent film company is structured and run. After the degree I plan to spend a few years in development and production, then build a creative studio in India with a team of 8 to 30 people that develops and produces its own films and series.</w:t>
       </w:r>
     </w:p>
     <w:p>
@@ -7402,7 +7395,7 @@
       </w:pPr>
       <w:r>
         <w:rPr/>
-        <w:t>726 words  ·  limit: 3 pages, double-spaced, 12pt, about 800 words</w:t>
+        <w:t>754 words  ·  limit: 3 pages, double-spaced, 12pt, about 800 words</w:t>
       </w:r>
     </w:p>
     <w:p>
@@ -8343,14 +8336,14 @@
       <w:pPr/>
       <w:r>
         <w:rPr/>
-        <w:t>My short-term goal is to work in development and production at a company that makes films and series for Indian and international audiences, in a role where I learn how projects are chosen, financed, packaged and sold. [My target company or role.] Within a few years I want to move from executing productions to building them: choosing material, putting financing together and taking projects to market.</w:t>
-      </w:r>
-    </w:p>
-    <w:p>
-      <w:pPr/>
-      <w:r>
-        <w:rPr/>
-        <w:t>I trained as a cinematographer at Whistling Woods International and have worked in production: an internship on Khauf at Matchbox Studios, a Finolex commercial for Early Man Productions, the Sleepyhead Mattresses campaign for Growth Jockey, and now a project under Boney Kapoor [title and role]. On the production side, I am ready for that step. I have not yet learned how media companies make money, how a project is valued and financed, or how to manage a team and a balance sheet at the same time.</w:t>
+        <w:t>My short-term goal is to work in development and production at a company that makes films and series for Indian and international audiences, in a role where I learn how projects are chosen, financed, packaged and sold. [My target company or role.] Within a few years I want to move from working on other people's sets to building projects: choosing material, putting financing together and taking them to market.</w:t>
+      </w:r>
+    </w:p>
+    <w:p>
+      <w:pPr/>
+      <w:r>
+        <w:rPr/>
+        <w:t>I trained as a cinematographer at Whistling Woods International and work in the camera department. I was a camera assistant on Matchbox Studios' Khauf, and since October 2025 I have held the same role on a project under Boney Kapoor [title]. From there I have seen how decisions made before a shoot, about the schedule, budget, locations and cast, shape what happens on set. I have also done planning work before a shoot, outside the camera department. For Early Man Productions I was on the direction team of a Finolex commercial and prepared its PPM deck, production sheets and cast references. At Growth Jockey I planned the equipment and script for a Sleepyhead Mattresses shoot, and the offer and audience it was aimed at. None of this work was in a production department, and none of it taught me how media companies make money, how a project is valued and financed, or how to manage a team and a balance sheet at the same time.</w:t>
       </w:r>
     </w:p>
     <w:p>
@@ -8373,7 +8366,7 @@
       </w:pPr>
       <w:r>
         <w:rPr/>
-        <w:t>363 words  ·  limit: 500 words, double-spaced</w:t>
+        <w:t>447 words  ·  limit: 500 words, double-spaced</w:t>
       </w:r>
     </w:p>
     <w:p>
@@ -8398,7 +8391,7 @@
       <w:pPr/>
       <w:r>
         <w:rPr/>
-        <w:t>Introduction: I grew up in Gurugram, India, and now work in production. These images come from my city and from the sets I have worked on.</w:t>
+        <w:t>Introduction: I grew up in Gurugram, India, and now work as a camera assistant. These images come from my city and from the sets I have worked on.</w:t>
       </w:r>
     </w:p>
     <w:p>
@@ -8426,14 +8419,14 @@
       <w:pPr/>
       <w:r>
         <w:rPr/>
-        <w:t>4. [Photo from The Classroom.] Caption: My first production was The Classroom, a web series my friends and I made at school, and I produced it before I knew the word.</w:t>
-      </w:r>
-    </w:p>
-    <w:p>
-      <w:pPr/>
-      <w:r>
-        <w:rPr/>
-        <w:t>5. [Photo from a set.] Caption: On sets in Mumbai I saw that many creative problems begin as planning problems, so I moved into production.</w:t>
+        <w:t>4. [Photo from The Classroom.] Caption: The Classroom was a web series my friends and I made at school, and I produced it before I knew the word.</w:t>
+      </w:r>
+    </w:p>
+    <w:p>
+      <w:pPr/>
+      <w:r>
+        <w:rPr/>
+        <w:t>5. [Photo from a set.] Caption: On sets in Mumbai I saw from behind the camera that many creative problems begin as planning problems, and that is why I want to produce.</w:t>
       </w:r>
     </w:p>
     <w:p>
@@ -8449,7 +8442,7 @@
       </w:pPr>
       <w:r>
         <w:rPr/>
-        <w:t>163 words  ·  limit: intro of up to 3 sentences; six images, each with a one-sentence caption</w:t>
+        <w:t>169 words  ·  limit: intro of up to 3 sentences; six images, each with a one-sentence caption</w:t>
       </w:r>
     </w:p>
     <w:p>
@@ -8540,7 +8533,7 @@
       <w:pPr/>
       <w:r>
         <w:rPr/>
-        <w:t>At Suncity School I studied commerce: economics, business studies, accountancy, English and physical education. I liked the logic of it, and I still use it on every production job. I also played football seriously, in teams that finished first in Gurugram in 2019 and fourth in Haryana in 2020. Football is where I learned to trust other people to cover their part, and to change the plan when the game changed.</w:t>
+        <w:t>At Suncity School I studied commerce: economics, business studies, accountancy, English and physical education. I liked the logic of it, the way a balance sheet shows how a business is really doing. I also played football seriously, in teams that finished first in Gurugram in 2019 and fourth in Haryana in 2020. Football is where I learned to trust other people to cover their part, and to change the plan when the game changed.</w:t>
       </w:r>
     </w:p>
     <w:p>
@@ -8560,7 +8553,7 @@
       <w:pPr/>
       <w:r>
         <w:rPr/>
-        <w:t>My first film work was The Classroom, a five-part web series that a group of us made at school and released on YouTube. Friends who were willing to give up their weekends acted in it. I co-directed, shot and edited it, and because nobody else was going to, I also took on [which producing tasks]. [One moment from The Classroom.] We finished all five episodes. It was a few years before I learned that this part of the work is called producing.</w:t>
+        <w:t>My first film work was The Classroom, a five-part web series that a group of us made at school and released on YouTube. Friends who were willing to give up their weekends acted in it. I co-directed, shot and edited it, and because nobody else was going to, I also organised it: I found places to shoot, scheduled shoots around exams and kept classmates involved. [One moment from The Classroom.] We finished all five episodes. It was a few years before I learned that this part of the work is called producing.</w:t>
       </w:r>
     </w:p>
     <w:p>
@@ -8581,14 +8574,14 @@
       <w:pPr/>
       <w:r>
         <w:rPr/>
-        <w:t>From 2022 to 2025 I studied at Whistling Woods International in Mumbai and completed a B.Sc. in Filmmaking, Cinematography and Direction. I worked as an assistant cinematographer on five short films and as lead or assistant cinematographer on independent films, on RED, Sony Venice and Sony FX and Alpha cameras, and I handled DIT and colour in DaVinci Resolve. Camera work trained my eye, and it put me close to how productions are actually run. Many of the problems on set had started earlier, for example with a location that was never properly confirmed. [One example from a set.] As a cinematographer I could only work around them.</w:t>
-      </w:r>
-    </w:p>
-    <w:p>
-      <w:pPr/>
-      <w:r>
-        <w:rPr/>
-        <w:t>Over the same years my work moved toward production. In April 2023 I interned in production on Khauf at Matchbox Studios under Pankaj Kumar, working on pre-production, shoot routines and team coordination. In 2024 I joined the direction team on a Finolex commercial for Early Man Productions, where I built the production sheets, cast references and PPM deck and ran costume trials. In April 2024 I managed the Sleepyhead Mattresses campaign for Growth Jockey in Gurugram, from planning to the shoot day. Before that I had handled one department of a shoot at a time. Since October 2025 I have worked on a project under Boney Kapoor [title and role], in production and on set. [What this job has taught me.]</w:t>
+        <w:t>From 2022 to 2025 I studied at Whistling Woods International in Mumbai and completed a B.Sc. in Filmmaking, Cinematography and Direction. I worked as an assistant cinematographer on five short films and as lead or assistant cinematographer on independent films, on RED, Sony Venice and Sony FX and Alpha cameras, and I handled DIT and colour in DaVinci Resolve. Camera work trained my eye, and it let me see, from the camera department, how productions are actually run. Many of the problems on set had started earlier, for example with a location that was never properly confirmed. [One example from a set.] As a cinematographer I could only work around them.</w:t>
+      </w:r>
+    </w:p>
+    <w:p>
+      <w:pPr/>
+      <w:r>
+        <w:rPr/>
+        <w:t>Over the same years, in April 2023, I was a camera assistant on Khauf at Matchbox Studios under Pankaj Kumar. In 2024 I joined the direction team on a Finolex commercial for Early Man Productions, where I built the production sheets, cast references and PPM deck and ran costume trials. In April 2024, for Growth Jockey in Gurugram, I planned a shoot for Sleepyhead Mattresses: the equipment, the script, and the offer and audience the film was aimed at. Since October 2025 I have been a camera assistant on [title], a project under producer Boney Kapoor. [What this job has taught me.]</w:t>
       </w:r>
     </w:p>
     <w:p>
@@ -8627,7 +8620,7 @@
       </w:r>
       <w:r>
         <w:rPr/>
-        <w:t xml:space="preserve"> I want to decide which stories get made and set them up to be made well. I already know how to prepare a shoot and run it. I have not yet worked with a writer over many drafts until a script is ready, and I have not handled the financing, distribution and marketing that decide whether a film reaches an audience. That is the half of producing I am applying to Creative Producing to learn.</w:t>
+        <w:t xml:space="preserve"> I want to decide which stories get made and set them up to be made well. So far I have organised a school series, planned one shoot and done direction-team paperwork on another, and I have worked on many more in the camera department. I have not yet worked in a production office. I have not worked with a writer over many drafts until a script is ready, or handled the budgeting, scheduling, financing, distribution and marketing that decide whether a film gets made and reaches an audience. That is what I am applying to Creative Producing to learn.</w:t>
       </w:r>
     </w:p>
     <w:p>
@@ -8650,7 +8643,7 @@
       </w:pPr>
       <w:r>
         <w:rPr/>
-        <w:t>1160 words  ·  limit: 4 to 6 double-spaced pages, about 1,100 to 1,600 words</w:t>
+        <w:t>1185 words  ·  limit: 4 to 6 double-spaced pages, about 1,100 to 1,600 words</w:t>
       </w:r>
     </w:p>
     <w:p>
@@ -11402,14 +11395,14 @@
       <w:pPr/>
       <w:r>
         <w:rPr/>
-        <w:t>I plan to build a media company in India. I have been making films and videos since school, starting with The Classroom, a five-part web series my friends and I produced ourselves and released on YouTube. I am applying to the Master's in Media Ventures to learn how to run a business around that kind of work.</w:t>
-      </w:r>
-    </w:p>
-    <w:p>
-      <w:pPr/>
-      <w:r>
-        <w:rPr/>
-        <w:t>I trained as a cinematographer at Whistling Woods International in Mumbai and moved into production during the degree. I interned on Khauf at Matchbox Studios and prepared the production sheets and PPM deck on a Finolex commercial for Early Man Productions. For Growth Jockey I managed the Sleepyhead Mattresses campaign from planning through the shoot day, the first time I was responsible for a whole shoot. Since October 2025 I have worked in production on a project under Boney Kapoor [title and role]. On each job, what reached the screen depended on decisions made far from the camera: how the project was funded, who it was for and how it would reach people. [One example of such a decision.] My part was to carry out those decisions.</w:t>
+        <w:t>I plan to build a media company in India. I have been making films and videos since school, starting with The Classroom, a five-part web series my friends and I produced ourselves and released on YouTube. Besides co-directing, shooting and editing it, I organised it: I found places to shoot, scheduled shoots around exams and kept classmates involved. I am applying to the Master's in Media Ventures to learn how to run a business around that kind of work.</w:t>
+      </w:r>
+    </w:p>
+    <w:p>
+      <w:pPr/>
+      <w:r>
+        <w:rPr/>
+        <w:t>I trained as a cinematographer at Whistling Woods International in Mumbai, and most of my work has been in the camera department. I was a camera assistant on Khauf at Matchbox Studios, and since October 2025 I have been a camera assistant on [title], a project under producer Boney Kapoor. On each job, what reached the screen depended on decisions made far from the camera: how the project was funded, who it was for and how it would reach people. [One example of such a decision.] On set I worked within those decisions. Two jobs took me outside the camera department. On the direction team of a Finolex commercial for Early Man Productions I prepared the production sheets, cast references and PPM deck. For Growth Jockey I planned a shoot for Sleepyhead Mattresses: the equipment, the script, and the offer and audience the film was aimed at.</w:t>
       </w:r>
     </w:p>
     <w:p>
@@ -11430,7 +11423,7 @@
       <w:pPr/>
       <w:r>
         <w:rPr/>
-        <w:t>What draws me to the Master's in Media Ventures is how it is structured. In Boston I would learn how money moves through media and how to analyse the market for a creative venture. In Los Angeles I would intern in the industry, develop my own venture as a thesis and pitch it to executives and investors. That is the closest thing to building the first version of my studio while I still have teachers around me. I have not yet raised money for a project or worked out a business model for one. By the end of the programme I want to be able to do both, and to judge an opportunity and use data to understand an audience.</w:t>
+        <w:t>What draws me to the Master's in Media Ventures is how it is structured. In Boston I would learn how money moves through media and how to analyse the market for a creative venture. In Los Angeles I would intern in the industry, develop my own venture as a thesis and pitch it to executives and investors. That is the closest thing to building the first version of my studio while I still have teachers around me. I have not yet worked in a production office, and I have not raised money for a project or worked out a business model for one. By the end of the programme I want to be able to do both, and to judge an opportunity and use data to understand an audience.</w:t>
       </w:r>
     </w:p>
     <w:p>
@@ -11446,7 +11439,7 @@
       </w:pPr>
       <w:r>
         <w:rPr/>
-        <w:t>580 words  ·  limit: 750 words</w:t>
+        <w:t>633 words  ·  limit: 750 words</w:t>
       </w:r>
     </w:p>
     <w:p>
@@ -11651,7 +11644,7 @@
       <w:pPr/>
       <w:r>
         <w:rPr/>
-        <w:t>Dear [Name], thank you for agreeing to recommend me for BU's MS in Media Ventures. It would help most if you could speak to [what you saw of my work]. I've attached my CV and a short summary of our work together. The deadline is [date]. Thank you again for your time. Karan</w:t>
+        <w:t>Dear [Name], thank you for agreeing to recommend me for BU's MS in Media Ventures. It would help most if you could speak to [one or two examples of my work]. I've attached my CV and a short summary of our work together. The deadline is [date]. Thank you again for your time. Karan</w:t>
       </w:r>
     </w:p>
     <w:p>

--- a/essays/counsellor/Karan Chaudhary - Fall 2027 Application Essays.docx
+++ b/essays/counsellor/Karan Chaudhary - Fall 2027 Application Essays.docx
@@ -2940,7 +2940,7 @@
       <w:pPr/>
       <w:r>
         <w:rPr/>
-        <w:t>Now he is a camera assistant on a project under Boney Kapoor. On set he holds a call sheet and a light meter in the same hand, and he has stopped thinking of them as different things. He has not yet worked where the money and the schedule behind that call sheet are decided. He plans to build a studio in India, with a team of 8 to 30.</w:t>
+        <w:t>Now he is a camera assistant on a project under Boney Kapoor. He has not yet worked where the money and the schedule behind a call sheet are decided. He plans to build a studio in India, with a team of 8 to 30.</w:t>
       </w:r>
     </w:p>
     <w:p>
@@ -2949,7 +2949,7 @@
       </w:pPr>
       <w:r>
         <w:rPr/>
-        <w:t>434 words  ·  limit: 1 to 2 pages</w:t>
+        <w:t>409 words  ·  limit: 1 to 2 pages</w:t>
       </w:r>
     </w:p>
     <w:p>
